--- a/delivery/docs/作品开发文档.docx
+++ b/delivery/docs/作品开发文档.docx
@@ -319,7 +319,20 @@
         <w:rPr>
           <w:rFonts w:ascii="等线" w:hAnsi="等线" w:eastAsia="等线"/>
         </w:rPr>
-        <w:t>：一个空间工作台（中央唯一真实三维人体 + 右侧随选中联动的知识纸条）；启动封面闸门（真实字节进度 → 模型就绪 → 手动进入）；人体层 / 系统层 / 器官层 / 细胞层四个尺度的模型；结构科学与健康知识卡；可信的结构 ID 映射；模型驱动的点选 / 聚焦 / 隔离 / 逐层真实拆解；器官 → 细胞的跨尺度链路；加载 / 错误 / 重试 / 资源不可用状态；移动端操作；减弱动态偏好支持；中文主界面。</w:t>
+        <w:t xml:space="preserve">：一个空间工作台（中央唯一真实三维人体 + 右侧随选中联动的知识纸条）；启动封面闸门（真实字节进度 → 模型就绪 → 手动进入）；人体层 / 系统层 / 器官层 / 细胞层四个尺度的模型；结构科学与健康知识卡；可信的结构 ID 映射；模型驱动的点选 / 聚焦 / 隔离 / </w:t>
+      </w:r>
+      <w:r>
+        <w:rPr>
+          <w:rFonts w:ascii="等线" w:hAnsi="等线" w:eastAsia="等线"/>
+          <w:b/>
+        </w:rPr>
+        <w:t>滚轮驱动的逐层真实拆解</w:t>
+      </w:r>
+      <w:r>
+        <w:rPr>
+          <w:rFonts w:ascii="等线" w:hAnsi="等线" w:eastAsia="等线"/>
+        </w:rPr>
+        <w:t>（V2.1）；器官 → 细胞的跨尺度链路；加载 / 错误 / 重试 / 资源不可用状态；移动端操作；减弱动态偏好支持；中文主界面。</w:t>
       </w:r>
     </w:p>
     <w:p>
@@ -1492,7 +1505,20 @@
         <w:rPr>
           <w:rFonts w:ascii="等线" w:hAnsi="等线" w:eastAsia="等线"/>
         </w:rPr>
-        <w:t>，随「当前选中」联动（当前选中 / 本页主体 / 与其它结构的关系 / 跨尺度导航 / 科学边界）；</w:t>
+        <w:t>，随「当前选中」联动（</w:t>
+      </w:r>
+      <w:r>
+        <w:rPr>
+          <w:rFonts w:ascii="等线" w:hAnsi="等线" w:eastAsia="等线"/>
+          <w:b/>
+        </w:rPr>
+        <w:t>V2.1</w:t>
+      </w:r>
+      <w:r>
+        <w:rPr>
+          <w:rFonts w:ascii="等线" w:hAnsi="等线" w:eastAsia="等线"/>
+        </w:rPr>
+        <w:t>：所属系统 / 它是什么 / 它如何工作 / 与健康的关系 / 继续深入；尺度轴、秒级时钟、层级目录与重复的取消按钮已删除）；</w:t>
       </w:r>
       <w:r>
         <w:rPr>
@@ -1529,7 +1555,20 @@
         <w:rPr>
           <w:rFonts w:ascii="等线" w:hAnsi="等线" w:eastAsia="等线"/>
         </w:rPr>
-        <w:t xml:space="preserve"> → 取消选中并回到本页默认取景；</w:t>
+        <w:t xml:space="preserve"> → 取消选中、其余结构恢复、</w:t>
+      </w:r>
+      <w:r>
+        <w:rPr>
+          <w:rFonts w:ascii="等线" w:hAnsi="等线" w:eastAsia="等线"/>
+          <w:b/>
+        </w:rPr>
+        <w:t>相机回到选中前的视角</w:t>
+      </w:r>
+      <w:r>
+        <w:rPr>
+          <w:rFonts w:ascii="等线" w:hAnsi="等线" w:eastAsia="等线"/>
+        </w:rPr>
+        <w:t>（V2.1）；</w:t>
       </w:r>
     </w:p>
     <w:p>
@@ -1539,6 +1578,50 @@
       <w:r>
         <w:rPr>
           <w:rFonts w:ascii="等线" w:hAnsi="等线" w:eastAsia="等线"/>
+          <w:b/>
+        </w:rPr>
+        <w:t>V2.1</w:t>
+      </w:r>
+      <w:r>
+        <w:rPr>
+          <w:rFonts w:ascii="等线" w:hAnsi="等线" w:eastAsia="等线"/>
+        </w:rPr>
+        <w:t>：人体总览未选中时由</w:t>
+      </w:r>
+      <w:r>
+        <w:rPr>
+          <w:rFonts w:ascii="等线" w:hAnsi="等线" w:eastAsia="等线"/>
+          <w:b/>
+        </w:rPr>
+        <w:t>滚轮</w:t>
+      </w:r>
+      <w:r>
+        <w:rPr>
+          <w:rFonts w:ascii="等线" w:hAnsi="等线" w:eastAsia="等线"/>
+        </w:rPr>
+        <w:t>逐层拆解 / 反向组装（桌面端不再显示拆解滑杆，触屏保留）；选中是</w:t>
+      </w:r>
+      <w:r>
+        <w:rPr>
+          <w:rFonts w:ascii="等线" w:hAnsi="等线" w:eastAsia="等线"/>
+          <w:b/>
+        </w:rPr>
+        <w:t>高亮 + 其余结构淡化</w:t>
+      </w:r>
+      <w:r>
+        <w:rPr>
+          <w:rFonts w:ascii="等线" w:hAnsi="等线" w:eastAsia="等线"/>
+        </w:rPr>
+        <w:t>而非隐藏；</w:t>
+      </w:r>
+    </w:p>
+    <w:p>
+      <w:pPr>
+        <w:pStyle w:val="ListBullet"/>
+      </w:pPr>
+      <w:r>
+        <w:rPr>
+          <w:rFonts w:ascii="等线" w:hAnsi="等线" w:eastAsia="等线"/>
         </w:rPr>
         <w:t>人体 → 系统 → 器官 → 细胞之间的差别，只体现为</w:t>
       </w:r>
@@ -1764,7 +1847,7 @@
         <w:rPr>
           <w:rFonts w:ascii="等线" w:hAnsi="等线" w:eastAsia="等线"/>
         </w:rPr>
-        <w:t>│         ├─ 「当前选中」区块（随选中联动）</w:t>
+        <w:t>│         ├─ 「所属系统」区块（随选中联动；V2.1）</w:t>
       </w:r>
     </w:p>
     <w:p>
@@ -1772,7 +1855,7 @@
         <w:rPr>
           <w:rFonts w:ascii="等线" w:hAnsi="等线" w:eastAsia="等线"/>
         </w:rPr>
-        <w:t>│         ├─ 「本页主体」区块</w:t>
+        <w:t>│         ├─ 「它是什么」区块</w:t>
       </w:r>
     </w:p>
     <w:p>
@@ -1780,7 +1863,7 @@
         <w:rPr>
           <w:rFonts w:ascii="等线" w:hAnsi="等线" w:eastAsia="等线"/>
         </w:rPr>
-        <w:t>│         ├─ 「与其它结构的关系」区块</w:t>
+        <w:t>│         ├─ 「它如何工作」区块</w:t>
       </w:r>
     </w:p>
     <w:p>
@@ -1788,7 +1871,7 @@
         <w:rPr>
           <w:rFonts w:ascii="等线" w:hAnsi="等线" w:eastAsia="等线"/>
         </w:rPr>
-        <w:t>│         ├─ 「跨尺度」区块（当前尺度与可深入的链路）</w:t>
+        <w:t>│         ├─ 「与健康的关系」区块</w:t>
       </w:r>
     </w:p>
     <w:p>
@@ -1796,7 +1879,7 @@
         <w:rPr>
           <w:rFonts w:ascii="等线" w:hAnsi="等线" w:eastAsia="等线"/>
         </w:rPr>
-        <w:t>│         └─ 「科学边界」区块</w:t>
+        <w:t>│         └─ 「继续深入」区块（尺度延伸 / 下钻入口）</w:t>
       </w:r>
     </w:p>
     <w:p>
@@ -1866,7 +1949,7 @@
         <w:rPr>
           <w:rFonts w:ascii="等线" w:hAnsi="等线" w:eastAsia="等线"/>
         </w:rPr>
-        <w:t>；右侧纸条的「跨尺度」区块说明当前所在尺度与可继续深入的链路（不列出没有对应模型的层级）。作品明确区分两种连续性：</w:t>
+        <w:t>；右侧纸条的「继续深入」区块说明当前所在尺度与可继续深入的链路（不列出没有对应模型的层级）。作品明确区分两种连续性：</w:t>
       </w:r>
     </w:p>
     <w:p>
@@ -2033,7 +2116,33 @@
         <w:rPr>
           <w:rFonts w:ascii="等线" w:hAnsi="等线" w:eastAsia="等线"/>
         </w:rPr>
-        <w:t>动效只保留五类有解释力的动画：Hover（可否操作）、Selection（当前选中）、Route（进入/返回，作用于右侧纸条的纸张式揭起）、Camera（空间移动）、Scale（右侧纸条上的跨尺度指示）。判据是「删掉这段动画，用户是否更难理解我在哪一层 / 这是不是同一个对象」。</w:t>
+        <w:t>动效只保留五类有解释力的动画：Hover（可否操作）、Selection（当前选中）、Route（进入/返回，作用于右侧纸条的纸张式揭起）、Camera（空间移动）、Scale（尺度变化由</w:t>
+      </w:r>
+      <w:r>
+        <w:rPr>
+          <w:rFonts w:ascii="等线" w:hAnsi="等线" w:eastAsia="等线"/>
+          <w:b/>
+        </w:rPr>
+        <w:t>镜头运动本身</w:t>
+      </w:r>
+      <w:r>
+        <w:rPr>
+          <w:rFonts w:ascii="等线" w:hAnsi="等线" w:eastAsia="等线"/>
+        </w:rPr>
+        <w:t>表达；</w:t>
+      </w:r>
+      <w:r>
+        <w:rPr>
+          <w:rFonts w:ascii="等线" w:hAnsi="等线" w:eastAsia="等线"/>
+          <w:b/>
+        </w:rPr>
+        <w:t>V2.1</w:t>
+      </w:r>
+      <w:r>
+        <w:rPr>
+          <w:rFonts w:ascii="等线" w:hAnsi="等线" w:eastAsia="等线"/>
+        </w:rPr>
+        <w:t xml:space="preserve"> 已删除右侧纸条上的尺度轴 / 跨尺度指示）。判据是「删掉这段动画，用户是否更难理解我在哪一层 / 这是不是同一个对象」。</w:t>
       </w:r>
       <w:r>
         <w:rPr>
@@ -4693,6 +4802,97 @@
         </w:rPr>
         <w:t>（0→1→0→1 可复现），相机随位移后包围盒联动取景。实测可见网格数 984 → 748，且拆解后仍可点选（50% 一次命中心脏、100% 一次命中脾脏）。</w:t>
       </w:r>
+      <w:r>
+        <w:rPr>
+          <w:rFonts w:ascii="等线" w:hAnsi="等线" w:eastAsia="等线"/>
+          <w:b/>
+        </w:rPr>
+        <w:t>V2.1（2026-10-16）</w:t>
+      </w:r>
+      <w:r>
+        <w:rPr>
+          <w:rFonts w:ascii="等线" w:hAnsi="等线" w:eastAsia="等线"/>
+        </w:rPr>
+        <w:t>：拆解进度改由</w:t>
+      </w:r>
+      <w:r>
+        <w:rPr>
+          <w:rFonts w:ascii="等线" w:hAnsi="等线" w:eastAsia="等线"/>
+          <w:b/>
+        </w:rPr>
+        <w:t>滚轮</w:t>
+      </w:r>
+      <w:r>
+        <w:rPr>
+          <w:rFonts w:ascii="等线" w:hAnsi="等线" w:eastAsia="等线"/>
+        </w:rPr>
+        <w:t>驱动（人体总览未选中时，每格 0.07、钳制 [0,1]，向下拆、向上合；此时原生缩放关闭并在 canvas 捕获阶段拦 wheel，只作用于三维舞台，右侧知识栏滚动不受影响；选中结构后滚轮回交 OrbitControls）；</w:t>
+      </w:r>
+      <w:r>
+        <w:rPr>
+          <w:rFonts w:ascii="等线" w:hAnsi="等线" w:eastAsia="等线"/>
+          <w:b/>
+        </w:rPr>
+        <w:t>桌面端不再显示拆解滑杆</w:t>
+      </w:r>
+      <w:r>
+        <w:rPr>
+          <w:rFonts w:ascii="等线" w:hAnsi="等线" w:eastAsia="等线"/>
+        </w:rPr>
+        <w:t>（</w:t>
+      </w:r>
+      <w:r>
+        <w:rPr>
+          <w:rFonts w:ascii="Consolas" w:hAnsi="Consolas" w:eastAsia="Consolas"/>
+          <w:sz w:val="19"/>
+        </w:rPr>
+        <w:t>@media (hover: hover) and (pointer: fine)</w:t>
+      </w:r>
+      <w:r>
+        <w:rPr>
+          <w:rFonts w:ascii="等线" w:hAnsi="等线" w:eastAsia="等线"/>
+        </w:rPr>
+        <w:t xml:space="preserve"> 下 </w:t>
+      </w:r>
+      <w:r>
+        <w:rPr>
+          <w:rFonts w:ascii="Consolas" w:hAnsi="Consolas" w:eastAsia="Consolas"/>
+          <w:sz w:val="19"/>
+        </w:rPr>
+        <w:t>display:none</w:t>
+      </w:r>
+      <w:r>
+        <w:rPr>
+          <w:rFonts w:ascii="等线" w:hAnsi="等线" w:eastAsia="等线"/>
+        </w:rPr>
+        <w:t>，触屏保留）；默认人体</w:t>
+      </w:r>
+      <w:r>
+        <w:rPr>
+          <w:rFonts w:ascii="等线" w:hAnsi="等线" w:eastAsia="等线"/>
+          <w:b/>
+        </w:rPr>
+        <w:t>中性化公开展示</w:t>
+      </w:r>
+      <w:r>
+        <w:rPr>
+          <w:rFonts w:ascii="等线" w:hAnsi="等线" w:eastAsia="等线"/>
+        </w:rPr>
+        <w:t xml:space="preserve">（隐去 </w:t>
+      </w:r>
+      <w:r>
+        <w:rPr>
+          <w:rFonts w:ascii="Consolas" w:hAnsi="Consolas" w:eastAsia="Consolas"/>
+          <w:sz w:val="19"/>
+        </w:rPr>
+        <w:t>reproductive</w:t>
+      </w:r>
+      <w:r>
+        <w:rPr>
+          <w:rFonts w:ascii="等线" w:hAnsi="等线" w:eastAsia="等线"/>
+        </w:rPr>
+        <w:t xml:space="preserve"> 系统与体表外壳对应几何共 17 个网格，可见网格 984 → 967）。</w:t>
+      </w:r>
     </w:p>
     <w:p>
       <w:r>
@@ -4799,7 +4999,7 @@
           <w:rFonts w:ascii="等线" w:hAnsi="等线" w:eastAsia="等线"/>
           <w:b/>
         </w:rPr>
-        <w:t>65 项</w:t>
+        <w:t>70 项</w:t>
       </w:r>
       <w:r>
         <w:rPr>
@@ -4844,7 +5044,33 @@
         <w:rPr>
           <w:rFonts w:ascii="等线" w:hAnsi="等线" w:eastAsia="等线"/>
         </w:rPr>
-        <w:t xml:space="preserve"> 24）覆盖来源完整性、实体与关系一致性、内容资产脚本可达性、检验题有效性（含「不得考数字记忆」）、细胞几何取景，以及本轮新增的拆解位移确定性、外壳不透明度边界与解剖分层次序，把「不许造假」从口号变成可执行的检查。关键断言包括：</w:t>
+        <w:t xml:space="preserve"> </w:t>
+      </w:r>
+      <w:r>
+        <w:rPr>
+          <w:rFonts w:ascii="等线" w:hAnsi="等线" w:eastAsia="等线"/>
+          <w:b/>
+        </w:rPr>
+        <w:t>28</w:t>
+      </w:r>
+      <w:r>
+        <w:rPr>
+          <w:rFonts w:ascii="等线" w:hAnsi="等线" w:eastAsia="等线"/>
+        </w:rPr>
+        <w:t xml:space="preserve">，其中 4 项为 V2.1 新增）覆盖来源完整性、实体与关系一致性、内容资产脚本可达性、检验题有效性（含「不得考数字记忆」）、细胞几何取景，以及拆解位移确定性、外壳不透明度边界、解剖分层次序，与 </w:t>
+      </w:r>
+      <w:r>
+        <w:rPr>
+          <w:rFonts w:ascii="等线" w:hAnsi="等线" w:eastAsia="等线"/>
+          <w:b/>
+        </w:rPr>
+        <w:t>V2.1 的公开展示过滤（中性化默认人体，含 `GLTFLoader` 节点名清洗后的归一化匹配）</w:t>
+      </w:r>
+      <w:r>
+        <w:rPr>
+          <w:rFonts w:ascii="等线" w:hAnsi="等线" w:eastAsia="等线"/>
+        </w:rPr>
+        <w:t>，把「不许造假」从口号变成可执行的检查。关键断言包括：</w:t>
       </w:r>
       <w:r>
         <w:rPr>
@@ -5287,7 +5513,22 @@
                 <w:rFonts w:ascii="等线" w:hAnsi="等线" w:eastAsia="等线"/>
                 <w:sz w:val="18"/>
               </w:rPr>
-              <w:t>完整人体；点结构右纸条联动；拖动底部「拆解」滑块逐层打开</w:t>
+              <w:t>完整人体；点结构右纸条联动；</w:t>
+            </w:r>
+            <w:r>
+              <w:rPr>
+                <w:rFonts w:ascii="等线" w:hAnsi="等线" w:eastAsia="等线"/>
+                <w:b/>
+                <w:sz w:val="18"/>
+              </w:rPr>
+              <w:t>V2.1：用滚轮</w:t>
+            </w:r>
+            <w:r>
+              <w:rPr>
+                <w:rFonts w:ascii="等线" w:hAnsi="等线" w:eastAsia="等线"/>
+                <w:sz w:val="18"/>
+              </w:rPr>
+              <w:t>逐层拆解 / 组装（桌面无滑杆，触屏保留）</w:t>
             </w:r>
           </w:p>
         </w:tc>
@@ -6530,7 +6771,7 @@
                 <w:b/>
                 <w:sz w:val="18"/>
               </w:rPr>
-              <w:t>65 / 65 通过</w:t>
+              <w:t>70 / 70 通过</w:t>
             </w:r>
             <w:r>
               <w:rPr>
@@ -6579,7 +6820,37 @@
                 <w:rFonts w:ascii="等线" w:hAnsi="等线" w:eastAsia="等线"/>
                 <w:sz w:val="18"/>
               </w:rPr>
-              <w:t xml:space="preserve"> 24）</w:t>
+              <w:t xml:space="preserve"> </w:t>
+            </w:r>
+            <w:r>
+              <w:rPr>
+                <w:rFonts w:ascii="等线" w:hAnsi="等线" w:eastAsia="等线"/>
+                <w:b/>
+                <w:sz w:val="18"/>
+              </w:rPr>
+              <w:t>28</w:t>
+            </w:r>
+            <w:r>
+              <w:rPr>
+                <w:rFonts w:ascii="等线" w:hAnsi="等线" w:eastAsia="等线"/>
+                <w:sz w:val="18"/>
+              </w:rPr>
+              <w:t>；</w:t>
+            </w:r>
+            <w:r>
+              <w:rPr>
+                <w:rFonts w:ascii="等线" w:hAnsi="等线" w:eastAsia="等线"/>
+                <w:b/>
+                <w:sz w:val="18"/>
+              </w:rPr>
+              <w:t>V2.1</w:t>
+            </w:r>
+            <w:r>
+              <w:rPr>
+                <w:rFonts w:ascii="等线" w:hAnsi="等线" w:eastAsia="等线"/>
+                <w:sz w:val="18"/>
+              </w:rPr>
+              <w:t xml:space="preserve"> 新增 4 项公开展示过滤用例）</w:t>
             </w:r>
           </w:p>
         </w:tc>
@@ -6896,33 +7167,124 @@
         <w:rPr>
           <w:rFonts w:ascii="等线" w:hAnsi="等线" w:eastAsia="等线"/>
         </w:rPr>
-        <w:t>交互实测：拖动「拆解」滑块使真实网格发生分层位移（25% 外壳不透明度 0.316、≥40% 可见网格 984→748）；按</w:t>
+        <w:t>交互实测：</w:t>
       </w:r>
       <w:r>
         <w:rPr>
           <w:rFonts w:ascii="等线" w:hAnsi="等线" w:eastAsia="等线"/>
           <w:b/>
         </w:rPr>
-        <w:t>相机投影出的真实屏幕坐标</w:t>
-      </w:r>
-      <w:r>
-        <w:rPr>
-          <w:rFonts w:ascii="等线" w:hAnsi="等线" w:eastAsia="等线"/>
-        </w:rPr>
-        <w:t xml:space="preserve">点击，50% 时一次命中心脏、100% 时一次命中脾脏，右纸条「当前选中」随之更新；按 Esc 取消选中并回到本页默认取景。启动封面闸门实测：进入前 </w:t>
+        <w:t>V2.1</w:t>
+      </w:r>
+      <w:r>
+        <w:rPr>
+          <w:rFonts w:ascii="等线" w:hAnsi="等线" w:eastAsia="等线"/>
+        </w:rPr>
+        <w:t xml:space="preserve"> 人体总览未选中时用</w:t>
+      </w:r>
+      <w:r>
+        <w:rPr>
+          <w:rFonts w:ascii="等线" w:hAnsi="等线" w:eastAsia="等线"/>
+          <w:b/>
+        </w:rPr>
+        <w:t>滚轮</w:t>
+      </w:r>
+      <w:r>
+        <w:rPr>
+          <w:rFonts w:ascii="等线" w:hAnsi="等线" w:eastAsia="等线"/>
+        </w:rPr>
+        <w:t xml:space="preserve">逐层拆解 / 组装（真实 wheel 实测 </w:t>
       </w:r>
       <w:r>
         <w:rPr>
           <w:rFonts w:ascii="Consolas" w:hAnsi="Consolas" w:eastAsia="Consolas"/>
           <w:sz w:val="19"/>
         </w:rPr>
+        <w:t>progress</w:t>
+      </w:r>
+      <w:r>
+        <w:rPr>
+          <w:rFonts w:ascii="等线" w:hAnsi="等线" w:eastAsia="等线"/>
+        </w:rPr>
+        <w:t xml:space="preserve"> 0 → 0.42 → 0.21，心脏包围盒 z 发生真实几何位移；桌面滑杆 </w:t>
+      </w:r>
+      <w:r>
+        <w:rPr>
+          <w:rFonts w:ascii="Consolas" w:hAnsi="Consolas" w:eastAsia="Consolas"/>
+          <w:sz w:val="19"/>
+        </w:rPr>
+        <w:t>display:none</w:t>
+      </w:r>
+      <w:r>
+        <w:rPr>
+          <w:rFonts w:ascii="等线" w:hAnsi="等线" w:eastAsia="等线"/>
+        </w:rPr>
+        <w:t>）；按</w:t>
+      </w:r>
+      <w:r>
+        <w:rPr>
+          <w:rFonts w:ascii="等线" w:hAnsi="等线" w:eastAsia="等线"/>
+          <w:b/>
+        </w:rPr>
+        <w:t>相机投影出的真实屏幕坐标</w:t>
+      </w:r>
+      <w:r>
+        <w:rPr>
+          <w:rFonts w:ascii="等线" w:hAnsi="等线" w:eastAsia="等线"/>
+        </w:rPr>
+        <w:t xml:space="preserve">点击，50% 时一次命中心脏、100% 时一次命中脾脏，右纸条随之更新；点体表时其余结构仍可见（可见网格前后同为 </w:t>
+      </w:r>
+      <w:r>
+        <w:rPr>
+          <w:rFonts w:ascii="等线" w:hAnsi="等线" w:eastAsia="等线"/>
+          <w:b/>
+        </w:rPr>
+        <w:t>967</w:t>
+      </w:r>
+      <w:r>
+        <w:rPr>
+          <w:rFonts w:ascii="等线" w:hAnsi="等线" w:eastAsia="等线"/>
+        </w:rPr>
+        <w:t>，V2.1 改为淡化而非隐藏）；点空白 / Esc 取消选中后</w:t>
+      </w:r>
+      <w:r>
+        <w:rPr>
+          <w:rFonts w:ascii="等线" w:hAnsi="等线" w:eastAsia="等线"/>
+          <w:b/>
+        </w:rPr>
+        <w:t>恢复选中前的相机视角</w:t>
+      </w:r>
+      <w:r>
+        <w:rPr>
+          <w:rFonts w:ascii="等线" w:hAnsi="等线" w:eastAsia="等线"/>
+        </w:rPr>
+        <w:t xml:space="preserve">（实测 positionDelta = 0、targetDelta = 0）。启动封面闸门实测：进入前 </w:t>
+      </w:r>
+      <w:r>
+        <w:rPr>
+          <w:rFonts w:ascii="Consolas" w:hAnsi="Consolas" w:eastAsia="Consolas"/>
+          <w:sz w:val="19"/>
+        </w:rPr>
         <w:t>inert = true</w:t>
       </w:r>
       <w:r>
         <w:rPr>
           <w:rFonts w:ascii="等线" w:hAnsi="等线" w:eastAsia="等线"/>
         </w:rPr>
-        <w:t>、本地就绪 0.61–1.24 s、不自动进入。</w:t>
+        <w:t>、本地就绪 0.61–1.24 s、不自动进入。默认人体</w:t>
+      </w:r>
+      <w:r>
+        <w:rPr>
+          <w:rFonts w:ascii="等线" w:hAnsi="等线" w:eastAsia="等线"/>
+          <w:b/>
+        </w:rPr>
+        <w:t>中性化</w:t>
+      </w:r>
+      <w:r>
+        <w:rPr>
+          <w:rFonts w:ascii="等线" w:hAnsi="等线" w:eastAsia="等线"/>
+        </w:rPr>
+        <w:t>：可见网格 984 → 967。</w:t>
       </w:r>
     </w:p>
     <w:p>
@@ -6961,7 +7323,7 @@
         <w:rPr>
           <w:rFonts w:ascii="等线" w:hAnsi="等线" w:eastAsia="等线"/>
         </w:rPr>
-        <w:t>），没有真机 / 模拟器截图验收记录。</w:t>
+        <w:t>），没有真机 / 模拟器截图验收记录；触屏保留拆解滑杆（V2.1）。</w:t>
       </w:r>
     </w:p>
     <w:p>
@@ -7009,6 +7371,99 @@
           <w:rFonts w:ascii="等线" w:hAnsi="等线" w:eastAsia="等线"/>
         </w:rPr>
         <w:t>Firefox / Safari 未做实测（自动化环境为 Chromium 140）。</w:t>
+      </w:r>
+    </w:p>
+    <w:p>
+      <w:pPr>
+        <w:pStyle w:val="ListNumber"/>
+      </w:pPr>
+      <w:r>
+        <w:rPr>
+          <w:rFonts w:ascii="等线" w:hAnsi="等线" w:eastAsia="等线"/>
+          <w:b/>
+        </w:rPr>
+        <w:t>V2.1 未做连续跨尺度转场</w:t>
+      </w:r>
+      <w:r>
+        <w:rPr>
+          <w:rFonts w:ascii="等线" w:hAnsi="等线" w:eastAsia="等线"/>
+        </w:rPr>
+        <w:t>：现为「镜头推进 + 明确的继续深入入口」，</w:t>
+      </w:r>
+      <w:r>
+        <w:rPr>
+          <w:rFonts w:ascii="等线" w:hAnsi="等线" w:eastAsia="等线"/>
+          <w:b/>
+        </w:rPr>
+        <w:t>不声称</w:t>
+      </w:r>
+      <w:r>
+        <w:rPr>
+          <w:rFonts w:ascii="等线" w:hAnsi="等线" w:eastAsia="等线"/>
+        </w:rPr>
+        <w:t xml:space="preserve"> GLB 能连续放大到细胞级。</w:t>
+      </w:r>
+    </w:p>
+    <w:p>
+      <w:pPr>
+        <w:pStyle w:val="ListNumber"/>
+      </w:pPr>
+      <w:r>
+        <w:rPr>
+          <w:rFonts w:ascii="等线" w:hAnsi="等线" w:eastAsia="等线"/>
+          <w:b/>
+        </w:rPr>
+        <w:t>V2.1 肾 / 膀胱未新增专题</w:t>
+      </w:r>
+      <w:r>
+        <w:rPr>
+          <w:rFonts w:ascii="等线" w:hAnsi="等线" w:eastAsia="等线"/>
+        </w:rPr>
+        <w:t xml:space="preserve">（真实模型里 </w:t>
+      </w:r>
+      <w:r>
+        <w:rPr>
+          <w:rFonts w:ascii="Consolas" w:hAnsi="Consolas" w:eastAsia="Consolas"/>
+          <w:sz w:val="19"/>
+        </w:rPr>
+        <w:t>urinary</w:t>
+      </w:r>
+      <w:r>
+        <w:rPr>
+          <w:rFonts w:ascii="等线" w:hAnsi="等线" w:eastAsia="等线"/>
+        </w:rPr>
+        <w:t xml:space="preserve"> 仅 3 个网格，不足以支撑专题，只保留基础展示）。</w:t>
+      </w:r>
+    </w:p>
+    <w:p>
+      <w:pPr>
+        <w:pStyle w:val="ListNumber"/>
+      </w:pPr>
+      <w:r>
+        <w:rPr>
+          <w:rFonts w:ascii="等线" w:hAnsi="等线" w:eastAsia="等线"/>
+          <w:b/>
+        </w:rPr>
+        <w:t>V2.1 中性化的可见代价</w:t>
+      </w:r>
+      <w:r>
+        <w:rPr>
+          <w:rFonts w:ascii="等线" w:hAnsi="等线" w:eastAsia="等线"/>
+        </w:rPr>
+        <w:t>：中性化是</w:t>
+      </w:r>
+      <w:r>
+        <w:rPr>
+          <w:rFonts w:ascii="等线" w:hAnsi="等线" w:eastAsia="等线"/>
+          <w:b/>
+        </w:rPr>
+        <w:t>中性化展示</w:t>
+      </w:r>
+      <w:r>
+        <w:rPr>
+          <w:rFonts w:ascii="等线" w:hAnsi="等线" w:eastAsia="等线"/>
+        </w:rPr>
+        <w:t>、不是新建无性征人体；骨盆近观时会看到该处被移除外壳后露出的真实肌肉 / 骨盆结构（解剖切口观感），已如实记录，未用遮挡方块掩盖、也未改成医学上错误的形态。</w:t>
       </w:r>
     </w:p>
     <w:p>
@@ -7361,7 +7816,22 @@
                 <w:rFonts w:ascii="等线" w:hAnsi="等线" w:eastAsia="等线"/>
                 <w:sz w:val="18"/>
               </w:rPr>
-              <w:t>滚轮 / 双指捏合</w:t>
+              <w:t>滚轮（</w:t>
+            </w:r>
+            <w:r>
+              <w:rPr>
+                <w:rFonts w:ascii="等线" w:hAnsi="等线" w:eastAsia="等线"/>
+                <w:b/>
+                <w:sz w:val="18"/>
+              </w:rPr>
+              <w:t>未选中</w:t>
+            </w:r>
+            <w:r>
+              <w:rPr>
+                <w:rFonts w:ascii="等线" w:hAnsi="等线" w:eastAsia="等线"/>
+                <w:sz w:val="18"/>
+              </w:rPr>
+              <w:t>结构时，V2.1）</w:t>
             </w:r>
           </w:p>
         </w:tc>
@@ -7380,7 +7850,7 @@
                 <w:rFonts w:ascii="等线" w:hAnsi="等线" w:eastAsia="等线"/>
                 <w:sz w:val="18"/>
               </w:rPr>
-              <w:t>缩放</w:t>
+              <w:t>向下逐层拆解、向上反向组装（每格 0.07、钳制 [0,1]；桌面端已无拆解滑杆，触屏用滑杆替代）</w:t>
             </w:r>
           </w:p>
         </w:tc>
@@ -7401,7 +7871,22 @@
                 <w:rFonts w:ascii="等线" w:hAnsi="等线" w:eastAsia="等线"/>
                 <w:sz w:val="18"/>
               </w:rPr>
-              <w:t>右键 / 双指平移</w:t>
+              <w:t>滚轮（</w:t>
+            </w:r>
+            <w:r>
+              <w:rPr>
+                <w:rFonts w:ascii="等线" w:hAnsi="等线" w:eastAsia="等线"/>
+                <w:b/>
+                <w:sz w:val="18"/>
+              </w:rPr>
+              <w:t>已选中</w:t>
+            </w:r>
+            <w:r>
+              <w:rPr>
+                <w:rFonts w:ascii="等线" w:hAnsi="等线" w:eastAsia="等线"/>
+                <w:sz w:val="18"/>
+              </w:rPr>
+              <w:t>结构时）/ 双指捏合</w:t>
             </w:r>
           </w:p>
         </w:tc>
@@ -7420,7 +7905,7 @@
                 <w:rFonts w:ascii="等线" w:hAnsi="等线" w:eastAsia="等线"/>
                 <w:sz w:val="18"/>
               </w:rPr>
-              <w:t>平移</w:t>
+              <w:t>缩放，观察当前结构</w:t>
             </w:r>
           </w:p>
         </w:tc>
@@ -7441,7 +7926,7 @@
                 <w:rFonts w:ascii="等线" w:hAnsi="等线" w:eastAsia="等线"/>
                 <w:sz w:val="18"/>
               </w:rPr>
-              <w:t>拖动底部「拆解」滑块</w:t>
+              <w:t>右键 / 双指平移</w:t>
             </w:r>
           </w:p>
         </w:tc>
@@ -7460,7 +7945,7 @@
                 <w:rFonts w:ascii="等线" w:hAnsi="等线" w:eastAsia="等线"/>
                 <w:sz w:val="18"/>
               </w:rPr>
-              <w:t>按解剖系统分层把真实结构径向分离，体表外壳渐进隐去</w:t>
+              <w:t>平移</w:t>
             </w:r>
           </w:p>
         </w:tc>
@@ -7481,7 +7966,22 @@
                 <w:rFonts w:ascii="等线" w:hAnsi="等线" w:eastAsia="等线"/>
                 <w:sz w:val="18"/>
               </w:rPr>
-              <w:t>单击结构或热点</w:t>
+              <w:t>拖动底部「拆解」滑块（</w:t>
+            </w:r>
+            <w:r>
+              <w:rPr>
+                <w:rFonts w:ascii="等线" w:hAnsi="等线" w:eastAsia="等线"/>
+                <w:b/>
+                <w:sz w:val="18"/>
+              </w:rPr>
+              <w:t>仅触屏保留</w:t>
+            </w:r>
+            <w:r>
+              <w:rPr>
+                <w:rFonts w:ascii="等线" w:hAnsi="等线" w:eastAsia="等线"/>
+                <w:sz w:val="18"/>
+              </w:rPr>
+              <w:t>，V2.1）</w:t>
             </w:r>
           </w:p>
         </w:tc>
@@ -7500,7 +8000,7 @@
                 <w:rFonts w:ascii="等线" w:hAnsi="等线" w:eastAsia="等线"/>
                 <w:sz w:val="18"/>
               </w:rPr>
-              <w:t>选中，右纸条「当前选中」显示对应知识</w:t>
+              <w:t>按解剖系统分层把真实结构径向分离，体表外壳渐进隐去</w:t>
             </w:r>
           </w:p>
         </w:tc>
@@ -7521,7 +8021,7 @@
                 <w:rFonts w:ascii="等线" w:hAnsi="等线" w:eastAsia="等线"/>
                 <w:sz w:val="18"/>
               </w:rPr>
-              <w:t>「返回上一级」</w:t>
+              <w:t>单击结构或热点</w:t>
             </w:r>
           </w:p>
         </w:tc>
@@ -7540,7 +8040,22 @@
                 <w:rFonts w:ascii="等线" w:hAnsi="等线" w:eastAsia="等线"/>
                 <w:sz w:val="18"/>
               </w:rPr>
-              <w:t>回到上一次点选的层级（层级栈）</w:t>
+              <w:t>选中，右纸条显示对应知识；其余结构</w:t>
+            </w:r>
+            <w:r>
+              <w:rPr>
+                <w:rFonts w:ascii="等线" w:hAnsi="等线" w:eastAsia="等线"/>
+                <w:b/>
+                <w:sz w:val="18"/>
+              </w:rPr>
+              <w:t>淡化</w:t>
+            </w:r>
+            <w:r>
+              <w:rPr>
+                <w:rFonts w:ascii="等线" w:hAnsi="等线" w:eastAsia="等线"/>
+                <w:sz w:val="18"/>
+              </w:rPr>
+              <w:t>而非隐藏（V2.1）</w:t>
             </w:r>
           </w:p>
         </w:tc>
@@ -7561,7 +8076,7 @@
                 <w:rFonts w:ascii="等线" w:hAnsi="等线" w:eastAsia="等线"/>
                 <w:sz w:val="18"/>
               </w:rPr>
-              <w:t>空白处单击 / Esc</w:t>
+              <w:t>「返回上一级」</w:t>
             </w:r>
           </w:p>
         </w:tc>
@@ -7580,7 +8095,7 @@
                 <w:rFonts w:ascii="等线" w:hAnsi="等线" w:eastAsia="等线"/>
                 <w:sz w:val="18"/>
               </w:rPr>
-              <w:t>取消选中，回到本页默认取景</w:t>
+              <w:t>回到上一次点选的层级（层级栈）</w:t>
             </w:r>
           </w:p>
         </w:tc>
@@ -7601,7 +8116,7 @@
                 <w:rFonts w:ascii="等线" w:hAnsi="等线" w:eastAsia="等线"/>
                 <w:sz w:val="18"/>
               </w:rPr>
-              <w:t>Tab / Enter / Space</w:t>
+              <w:t>空白处单击 / Esc</w:t>
             </w:r>
           </w:p>
         </w:tc>
@@ -7620,7 +8135,22 @@
                 <w:rFonts w:ascii="等线" w:hAnsi="等线" w:eastAsia="等线"/>
                 <w:sz w:val="18"/>
               </w:rPr>
-              <w:t>键盘遍历与选中结构</w:t>
+              <w:t>取消选中，其余结构恢复，</w:t>
+            </w:r>
+            <w:r>
+              <w:rPr>
+                <w:rFonts w:ascii="等线" w:hAnsi="等线" w:eastAsia="等线"/>
+                <w:b/>
+                <w:sz w:val="18"/>
+              </w:rPr>
+              <w:t>相机回到选中前的视角</w:t>
+            </w:r>
+            <w:r>
+              <w:rPr>
+                <w:rFonts w:ascii="等线" w:hAnsi="等线" w:eastAsia="等线"/>
+                <w:sz w:val="18"/>
+              </w:rPr>
+              <w:t>（V2.1）</w:t>
             </w:r>
           </w:p>
         </w:tc>
@@ -7641,7 +8171,7 @@
                 <w:rFonts w:ascii="等线" w:hAnsi="等线" w:eastAsia="等线"/>
                 <w:sz w:val="18"/>
               </w:rPr>
-              <w:t>「进入 X（单独观察）」/「进入神经元」/「查看白细胞」</w:t>
+              <w:t>Tab / Enter / Space</w:t>
             </w:r>
           </w:p>
         </w:tc>
@@ -7660,7 +8190,7 @@
                 <w:rFonts w:ascii="等线" w:hAnsi="等线" w:eastAsia="等线"/>
                 <w:sz w:val="18"/>
               </w:rPr>
-              <w:t>页面级与跨尺度下钻入口</w:t>
+              <w:t>键盘遍历与选中结构</w:t>
             </w:r>
           </w:p>
         </w:tc>
@@ -7681,6 +8211,46 @@
                 <w:rFonts w:ascii="等线" w:hAnsi="等线" w:eastAsia="等线"/>
                 <w:sz w:val="18"/>
               </w:rPr>
+              <w:t>「进入 X（单独观察）」/「进入神经元」/「查看白细胞」</w:t>
+            </w:r>
+          </w:p>
+        </w:tc>
+        <w:tc>
+          <w:tcPr>
+            <w:tcW w:type="dxa" w:w="4320"/>
+          </w:tcPr>
+          <w:p>
+            <w:r>
+              <w:rPr>
+                <w:sz w:val="18"/>
+              </w:rPr>
+            </w:r>
+            <w:r>
+              <w:rPr>
+                <w:rFonts w:ascii="等线" w:hAnsi="等线" w:eastAsia="等线"/>
+                <w:sz w:val="18"/>
+              </w:rPr>
+              <w:t>页面级与跨尺度下钻入口</w:t>
+            </w:r>
+          </w:p>
+        </w:tc>
+      </w:tr>
+      <w:tr>
+        <w:tc>
+          <w:tcPr>
+            <w:tcW w:type="dxa" w:w="4320"/>
+          </w:tcPr>
+          <w:p>
+            <w:r>
+              <w:rPr>
+                <w:sz w:val="18"/>
+              </w:rPr>
+            </w:r>
+            <w:r>
+              <w:rPr>
+                <w:rFonts w:ascii="等线" w:hAnsi="等线" w:eastAsia="等线"/>
+                <w:sz w:val="18"/>
+              </w:rPr>
               <w:t>系统「减少动态效果」</w:t>
             </w:r>
           </w:p>
@@ -7728,7 +8298,46 @@
         <w:rPr>
           <w:rFonts w:ascii="等线" w:hAnsi="等线" w:eastAsia="等线"/>
         </w:rPr>
-        <w:t>一个空间工作台（中央唯一真实三维人体 + 右侧一条随选中联动的知识纸条）、启动封面闸门、四层尺度的模型与内容、真实几何拆解（含拆解后仍可点选）、两条完整贯通链路（脑→神经元、脾脏→白细胞）与一条循环功能关联（心脏↔白细胞）、14 条语义化关系、3 套共 29 步科普脚本与 6 道带解释和来源的检验题（作为内容资产保留）、65 项自动化测试与 11 页真实浏览器验收。</w:t>
+        <w:t>一个空间工作台（中央唯一真实三维人体 + 右侧一条随选中联动的知识纸条）、启动封面闸门、四层尺度的模型与内容、真实几何拆解（含拆解后仍可点选；</w:t>
+      </w:r>
+      <w:r>
+        <w:rPr>
+          <w:rFonts w:ascii="等线" w:hAnsi="等线" w:eastAsia="等线"/>
+          <w:b/>
+        </w:rPr>
+        <w:t>V2.1 改由滚轮驱动、桌面端无滑杆</w:t>
+      </w:r>
+      <w:r>
+        <w:rPr>
+          <w:rFonts w:ascii="等线" w:hAnsi="等线" w:eastAsia="等线"/>
+        </w:rPr>
+        <w:t>）、</w:t>
+      </w:r>
+      <w:r>
+        <w:rPr>
+          <w:rFonts w:ascii="等线" w:hAnsi="等线" w:eastAsia="等线"/>
+          <w:b/>
+        </w:rPr>
+        <w:t>V2.1 选中「高亮 + 其余淡化」与取消选中恢复原视角</w:t>
+      </w:r>
+      <w:r>
+        <w:rPr>
+          <w:rFonts w:ascii="等线" w:hAnsi="等线" w:eastAsia="等线"/>
+        </w:rPr>
+        <w:t>、</w:t>
+      </w:r>
+      <w:r>
+        <w:rPr>
+          <w:rFonts w:ascii="等线" w:hAnsi="等线" w:eastAsia="等线"/>
+          <w:b/>
+        </w:rPr>
+        <w:t>V2.1 默认人体中性化公开展示（隐去 17 个网格）</w:t>
+      </w:r>
+      <w:r>
+        <w:rPr>
+          <w:rFonts w:ascii="等线" w:hAnsi="等线" w:eastAsia="等线"/>
+        </w:rPr>
+        <w:t>、两条完整贯通链路（脑→神经元、脾脏→白细胞）与一条循环功能关联（心脏↔白细胞）、14 条语义化关系、3 套共 29 步科普脚本与 6 道带解释和来源的检验题（作为内容资产保留）、70 项自动化测试与 11 页真实浏览器验收。</w:t>
       </w:r>
     </w:p>
     <w:p>
@@ -7889,20 +8498,72 @@
         <w:rPr>
           <w:rFonts w:ascii="等线" w:hAnsi="等线" w:eastAsia="等线"/>
         </w:rPr>
-        <w:t xml:space="preserve">移动端真机验收与真实 GPU 性能数据待补；拆解的产品级视觉分离仍在打磨（内部层间距可继续加大）；组织层（tissue）目前以文字与上层结构呈现，不做体渲染；若时间允许，可扩展胰腺 → 胰岛 β 细胞路线（需先获得许可明确的专用细胞模型，在此之前不使用普通动物细胞冒充）；全局搜索与模型对比留作后续能力。演示视频已录制 </w:t>
+        <w:t>移动端真机验收与真实 GPU 性能数据待补；拆解的产品级视觉分离仍在打磨（内部层间距可继续加大）；组织层（tissue）目前以文字与上层结构呈现，不做体渲染；</w:t>
+      </w:r>
+      <w:r>
+        <w:rPr>
+          <w:rFonts w:ascii="等线" w:hAnsi="等线" w:eastAsia="等线"/>
+          <w:b/>
+        </w:rPr>
+        <w:t>V2.1 未做连续跨尺度转场</w:t>
+      </w:r>
+      <w:r>
+        <w:rPr>
+          <w:rFonts w:ascii="等线" w:hAnsi="等线" w:eastAsia="等线"/>
+        </w:rPr>
+        <w:t>（现为「镜头推进 + 明确的继续深入入口」）；</w:t>
+      </w:r>
+      <w:r>
+        <w:rPr>
+          <w:rFonts w:ascii="等线" w:hAnsi="等线" w:eastAsia="等线"/>
+          <w:b/>
+        </w:rPr>
+        <w:t>V2.1 肾 / 膀胱未新增专题</w:t>
+      </w:r>
+      <w:r>
+        <w:rPr>
+          <w:rFonts w:ascii="等线" w:hAnsi="等线" w:eastAsia="等线"/>
+        </w:rPr>
+        <w:t xml:space="preserve">（真实模型里 </w:t>
       </w:r>
       <w:r>
         <w:rPr>
           <w:rFonts w:ascii="Consolas" w:hAnsi="Consolas" w:eastAsia="Consolas"/>
           <w:sz w:val="19"/>
         </w:rPr>
+        <w:t>urinary</w:t>
+      </w:r>
+      <w:r>
+        <w:rPr>
+          <w:rFonts w:ascii="等线" w:hAnsi="等线" w:eastAsia="等线"/>
+        </w:rPr>
+        <w:t xml:space="preserve"> 仅 3 个网格）；</w:t>
+      </w:r>
+      <w:r>
+        <w:rPr>
+          <w:rFonts w:ascii="等线" w:hAnsi="等线" w:eastAsia="等线"/>
+          <w:b/>
+        </w:rPr>
+        <w:t>中性化属中性化展示而非无性征人体，骨盆近观可见被移除外壳后露出的真实肌肉 / 骨盆结构</w:t>
+      </w:r>
+      <w:r>
+        <w:rPr>
+          <w:rFonts w:ascii="等线" w:hAnsi="等线" w:eastAsia="等线"/>
+        </w:rPr>
+        <w:t xml:space="preserve">；若时间允许，可扩展胰腺 → 胰岛 β 细胞路线（需先获得许可明确的专用细胞模型，在此之前不使用普通动物细胞冒充）；全局搜索与模型对比留作后续能力。演示视频已按 V2.1 重录 </w:t>
+      </w:r>
+      <w:r>
+        <w:rPr>
+          <w:rFonts w:ascii="Consolas" w:hAnsi="Consolas" w:eastAsia="Consolas"/>
+          <w:sz w:val="19"/>
+        </w:rPr>
         <w:t>delivery/demo/bodyday-v2-walkthrough.mp4</w:t>
       </w:r>
       <w:r>
         <w:rPr>
           <w:rFonts w:ascii="等线" w:hAnsi="等线" w:eastAsia="等线"/>
         </w:rPr>
-        <w:t xml:space="preserve">，如需更高规格版本可按 </w:t>
+        <w:t xml:space="preserve">（81 秒），如需更高规格版本可按 </w:t>
       </w:r>
       <w:r>
         <w:rPr>

--- a/delivery/docs/作品开发文档.docx
+++ b/delivery/docs/作品开发文档.docx
@@ -8639,7 +8639,7 @@
         <w:rPr>
           <w:rFonts w:ascii="等线" w:hAnsi="等线" w:eastAsia="等线"/>
         </w:rPr>
-        <w:t>以下截图全部来自真实运行的开发服务器：桌面端 1440×900，移动端 390×844（2x）。截图中的界面即 V2 的实际形态——没有模式开关，也没有左侧结构栏。</w:t>
+        <w:t>以下截图全部来自真实运行的开发服务器：桌面端 1440×900，移动端 390×844（2x）。截图中的界面即实际交付形态。</w:t>
       </w:r>
     </w:p>
     <w:p>
@@ -8743,7 +8743,7 @@
           <w:color w:val="736D65"/>
           <w:sz w:val="18"/>
         </w:rPr>
-        <w:t>02-body　完整人体（人体总览，装配态）</w:t>
+        <w:t>02-body　完整人体（人体总览，装配态；默认中性化展示）</w:t>
       </w:r>
     </w:p>
     <w:p>
@@ -9055,7 +9055,7 @@
           <w:color w:val="736D65"/>
           <w:sz w:val="18"/>
         </w:rPr>
-        <w:t>08-organ-brain　大脑（镜头聚焦 + 其余结构隐去）</w:t>
+        <w:t>08-organ-brain　大脑（镜头聚焦 + 其余结构淡化）</w:t>
       </w:r>
     </w:p>
     <w:p>
@@ -9107,7 +9107,7 @@
           <w:color w:val="736D65"/>
           <w:sz w:val="18"/>
         </w:rPr>
-        <w:t>09-organ-heart　心脏（镜头聚焦 + 其余结构隐去）</w:t>
+        <w:t>09-organ-heart　心脏（镜头聚焦 + 其余结构淡化）</w:t>
       </w:r>
     </w:p>
     <w:p>
@@ -9159,7 +9159,7 @@
           <w:color w:val="736D65"/>
           <w:sz w:val="18"/>
         </w:rPr>
-        <w:t>10-organ-spleen　脾脏（镜头聚焦 + 其余结构隐去）</w:t>
+        <w:t>10-organ-spleen　脾脏（镜头聚焦 + 其余结构淡化）</w:t>
       </w:r>
     </w:p>
     <w:p>

--- a/delivery/docs/作品开发文档.docx
+++ b/delivery/docs/作品开发文档.docx
@@ -4607,7 +4607,7 @@
         <w:rPr>
           <w:rFonts w:ascii="等线" w:hAnsi="等线" w:eastAsia="等线"/>
         </w:rPr>
-        <w:t>（区域解剖中唯一覆盖整具人体、含 236 个网格的结构）；</w:t>
+        <w:t>（区域解剖中唯一覆盖整具人体、运行时实测 233 个网格的结构）；</w:t>
       </w:r>
     </w:p>
     <w:p>
@@ -4787,7 +4787,7 @@
         <w:rPr>
           <w:rFonts w:ascii="等线" w:hAnsi="等线" w:eastAsia="等线"/>
         </w:rPr>
-        <w:t>（236 网格）在进度 0→0.4 渐进隐去，≥0.4 后不可见并被移出射线层。位移由进度重算、</w:t>
+        <w:t>（运行时实测 233 网格）在进度 0→0.4 渐进隐去，≥0.4 后不可见并被移出射线层。位移由进度重算、</w:t>
       </w:r>
       <w:r>
         <w:rPr>
@@ -4800,7 +4800,33 @@
         <w:rPr>
           <w:rFonts w:ascii="等线" w:hAnsi="等线" w:eastAsia="等线"/>
         </w:rPr>
-        <w:t>（0→1→0→1 可复现），相机随位移后包围盒联动取景。实测可见网格数 984 → 748，且拆解后仍可点选（50% 一次命中心脏、100% 一次命中脾脏）。</w:t>
+        <w:t xml:space="preserve">（0→1→0→1 可复现），相机随位移后包围盒联动取景。实测可见网格数：默认 </w:t>
+      </w:r>
+      <w:r>
+        <w:rPr>
+          <w:rFonts w:ascii="等线" w:hAnsi="等线" w:eastAsia="等线"/>
+          <w:b/>
+        </w:rPr>
+        <w:t>967</w:t>
+      </w:r>
+      <w:r>
+        <w:rPr>
+          <w:rFonts w:ascii="等线" w:hAnsi="等线" w:eastAsia="等线"/>
+        </w:rPr>
+        <w:t xml:space="preserve">（984 − 17 公开展示过滤）→ 拆解 42% 时 </w:t>
+      </w:r>
+      <w:r>
+        <w:rPr>
+          <w:rFonts w:ascii="等线" w:hAnsi="等线" w:eastAsia="等线"/>
+          <w:b/>
+        </w:rPr>
+        <w:t>734</w:t>
+      </w:r>
+      <w:r>
+        <w:rPr>
+          <w:rFonts w:ascii="等线" w:hAnsi="等线" w:eastAsia="等线"/>
+        </w:rPr>
+        <w:t>，且拆解后仍可点选（按投影坐标一次命中心脏 / 脾脏）。</w:t>
       </w:r>
       <w:r>
         <w:rPr>

--- a/delivery/docs/作品开发文档.docx
+++ b/delivery/docs/作品开发文档.docx
@@ -3377,7 +3377,7 @@
                 <w:rFonts w:ascii="宋体" w:hAnsi="宋体" w:eastAsia="宋体"/>
                 <w:sz w:val="18"/>
               </w:rPr>
-              <w:t>拆解</w:t>
+              <w:t>展开</w:t>
             </w:r>
           </w:p>
         </w:tc>
@@ -3415,7 +3415,7 @@
                 <w:rFonts w:ascii="宋体" w:hAnsi="宋体" w:eastAsia="宋体"/>
                 <w:sz w:val="18"/>
               </w:rPr>
-              <w:t>按解剖系统分层对真实网格做径向位移 + 外壳渐进隐去</w:t>
+              <w:t>按器官 / 系统单元做二维矩形打包，把结构排到同一深度平面 + 外壳渐进隐去</w:t>
             </w:r>
           </w:p>
         </w:tc>
@@ -4765,7 +4765,7 @@
         <w:pStyle w:val="Heading2"/>
       </w:pPr>
       <w:r>
-        <w:t>3.6 关键技术：自建三维舞台与真实拆解</w:t>
+        <w:t>3.6 关键技术：自建三维舞台与平面展开</w:t>
       </w:r>
     </w:p>
     <w:p>
@@ -4967,7 +4967,7 @@
           <w:rFonts w:ascii="宋体" w:hAnsi="宋体" w:eastAsia="宋体"/>
           <w:b/>
         </w:rPr>
-        <w:t>真实几何拆解</w:t>
+        <w:t>平面展开（planar explosion）</w:t>
       </w:r>
       <w:r>
         <w:rPr>
@@ -5025,72 +5025,100 @@
         <w:rPr>
           <w:rFonts w:ascii="宋体" w:hAnsi="宋体" w:eastAsia="宋体"/>
         </w:rPr>
-        <w:t>），按可位移结构组对</w:t>
+        <w:t>），把可位移结构组按「布局单元」归并：已验证器官各成一个单元（心 / 肺 / 脑 / 脾 …），其余按解剖系统归并；再用各单元的真实前视包围盒（x/y）做确定性货架式（shelf）矩形打包，行内垂直居中，单元之间留固定间距。单元内所有结构平移同一向量，因此器官自身形状保持不变；同时把各单元中心收拢到同一深度平面（z≈0）。滚轮推进时位移由进度重算、</w:t>
       </w:r>
       <w:r>
         <w:rPr>
           <w:rFonts w:ascii="宋体" w:hAnsi="宋体" w:eastAsia="宋体"/>
           <w:b/>
         </w:rPr>
-        <w:t>真实网格位置</w:t>
-      </w:r>
-      <w:r>
-        <w:rPr>
-          <w:rFonts w:ascii="宋体" w:hAnsi="宋体" w:eastAsia="宋体"/>
-        </w:rPr>
-        <w:t xml:space="preserve">做径向平移，并按解剖系统分层（regional-anatomy=0、muscular=1、skeletal=2、cardiovascular/lymphatic/respiratory/digestive/urinary=3、nervous/endocrine/reproductive=4，每层额外位移 = 人体包围球半径 × 0.17）；体表外壳 </w:t>
+        <w:t>从不累加</w:t>
+      </w:r>
+      <w:r>
+        <w:rPr>
+          <w:rFonts w:ascii="宋体" w:hAnsi="宋体" w:eastAsia="宋体"/>
+        </w:rPr>
+        <w:t xml:space="preserve">（0→1→0→1 可复现）；镜头在前 15% 保持原视角，之后连续转到正面并按视锥精确适配，保证整个展开阵列在画面内。实测：单元数 16，展开到 98% 时单元中心的 z 跨度为 </w:t>
+      </w:r>
+      <w:r>
+        <w:rPr>
+          <w:rFonts w:ascii="宋体" w:hAnsi="宋体" w:eastAsia="宋体"/>
+          <w:b/>
+        </w:rPr>
+        <w:t>0.000078</w:t>
+      </w:r>
+      <w:r>
+        <w:rPr>
+          <w:rFonts w:ascii="宋体" w:hAnsi="宋体" w:eastAsia="宋体"/>
+        </w:rPr>
+        <w:t xml:space="preserve">（模型单位），证明各器官确实落在同一平面附近；默认可见网格 </w:t>
+      </w:r>
+      <w:r>
+        <w:rPr>
+          <w:rFonts w:ascii="宋体" w:hAnsi="宋体" w:eastAsia="宋体"/>
+          <w:b/>
+        </w:rPr>
+        <w:t>969</w:t>
+      </w:r>
+      <w:r>
+        <w:rPr>
+          <w:rFonts w:ascii="宋体" w:hAnsi="宋体" w:eastAsia="宋体"/>
+        </w:rPr>
+        <w:t xml:space="preserve">，展开到约 50% 后体表外壳隐去，可见 </w:t>
+      </w:r>
+      <w:r>
+        <w:rPr>
+          <w:rFonts w:ascii="宋体" w:hAnsi="宋体" w:eastAsia="宋体"/>
+          <w:b/>
+        </w:rPr>
+        <w:t>734</w:t>
+      </w:r>
+      <w:r>
+        <w:rPr>
+          <w:rFonts w:ascii="宋体" w:hAnsi="宋体" w:eastAsia="宋体"/>
+        </w:rPr>
+        <w:t>。</w:t>
+      </w:r>
+    </w:p>
+    <w:p>
+      <w:r>
+        <w:rPr>
+          <w:rFonts w:ascii="宋体" w:hAnsi="宋体" w:eastAsia="宋体"/>
+          <w:b/>
+        </w:rPr>
+        <w:t>布局单元划分</w:t>
+      </w:r>
+      <w:r>
+        <w:rPr>
+          <w:rFonts w:ascii="宋体" w:hAnsi="宋体" w:eastAsia="宋体"/>
+        </w:rPr>
+        <w:t>（</w:t>
       </w:r>
       <w:r>
         <w:rPr>
           <w:rFonts w:ascii="Consolas" w:hAnsi="Consolas" w:eastAsia="Consolas"/>
           <w:sz w:val="19"/>
         </w:rPr>
-        <w:t>body-shell</w:t>
-      </w:r>
-      <w:r>
-        <w:rPr>
-          <w:rFonts w:ascii="宋体" w:hAnsi="宋体" w:eastAsia="宋体"/>
-        </w:rPr>
-        <w:t xml:space="preserve"> 在进度 0→0.4 渐进隐去，≥0.4 后不可见并被移出射线层。位移由进度重算、</w:t>
-      </w:r>
-      <w:r>
-        <w:rPr>
-          <w:rFonts w:ascii="宋体" w:hAnsi="宋体" w:eastAsia="宋体"/>
-          <w:b/>
-        </w:rPr>
-        <w:t>从不累加</w:t>
-      </w:r>
-      <w:r>
-        <w:rPr>
-          <w:rFonts w:ascii="宋体" w:hAnsi="宋体" w:eastAsia="宋体"/>
-        </w:rPr>
-        <w:t xml:space="preserve">（0→1→0→1 可复现），相机随位移后包围盒联动取景。实测可见网格数：默认 </w:t>
-      </w:r>
-      <w:r>
-        <w:rPr>
-          <w:rFonts w:ascii="宋体" w:hAnsi="宋体" w:eastAsia="宋体"/>
-          <w:b/>
-        </w:rPr>
-        <w:t>967</w:t>
-      </w:r>
-      <w:r>
-        <w:rPr>
-          <w:rFonts w:ascii="宋体" w:hAnsi="宋体" w:eastAsia="宋体"/>
-        </w:rPr>
-        <w:t xml:space="preserve">（984 − 17 公开展示过滤）→ 拆解 42% 时 </w:t>
-      </w:r>
-      <w:r>
-        <w:rPr>
-          <w:rFonts w:ascii="宋体" w:hAnsi="宋体" w:eastAsia="宋体"/>
-          <w:b/>
-        </w:rPr>
-        <w:t>734</w:t>
-      </w:r>
-      <w:r>
-        <w:rPr>
-          <w:rFonts w:ascii="宋体" w:hAnsi="宋体" w:eastAsia="宋体"/>
-        </w:rPr>
-        <w:t>。</w:t>
+        <w:t>src/three/fullBody.ts</w:t>
+      </w:r>
+      <w:r>
+        <w:rPr>
+          <w:rFonts w:ascii="宋体" w:hAnsi="宋体" w:eastAsia="宋体"/>
+        </w:rPr>
+        <w:t xml:space="preserve"> 的 </w:t>
+      </w:r>
+      <w:r>
+        <w:rPr>
+          <w:rFonts w:ascii="Consolas" w:hAnsi="Consolas" w:eastAsia="Consolas"/>
+          <w:sz w:val="19"/>
+        </w:rPr>
+        <w:t>computePlanarLayout</w:t>
+      </w:r>
+      <w:r>
+        <w:rPr>
+          <w:rFonts w:ascii="宋体" w:hAnsi="宋体" w:eastAsia="宋体"/>
+        </w:rPr>
+        <w:t>）：单元数固定为「已验证器官数 + 未归并的解剖系统数」，不把上千个微小网格摊成不可读的碎片；系统筛选变化时重新打包，被隐藏的器官不再占据格子。</w:t>
       </w:r>
     </w:p>
     <w:p>
@@ -5099,13 +5127,13 @@
           <w:rFonts w:ascii="宋体" w:hAnsi="宋体" w:eastAsia="宋体"/>
           <w:b/>
         </w:rPr>
-        <w:t>滚轮驱动的拆解</w:t>
-      </w:r>
-      <w:r>
-        <w:rPr>
-          <w:rFonts w:ascii="宋体" w:hAnsi="宋体" w:eastAsia="宋体"/>
-        </w:rPr>
-        <w:t xml:space="preserve">：人体总览未选中时，每格 0.07、钳制 [0,1]，向下拆、向上合；此时原生缩放关闭并在 canvas 捕获阶段拦 </w:t>
+        <w:t>滚轮驱动的展开</w:t>
+      </w:r>
+      <w:r>
+        <w:rPr>
+          <w:rFonts w:ascii="宋体" w:hAnsi="宋体" w:eastAsia="宋体"/>
+        </w:rPr>
+        <w:t xml:space="preserve">：人体总览未选中时，每格 0.07、钳制 [0,1]，向下展开、向上合拢；此时原生缩放关闭并在 canvas 捕获阶段拦 </w:t>
       </w:r>
       <w:r>
         <w:rPr>
@@ -5118,61 +5146,61 @@
         <w:rPr>
           <w:rFonts w:ascii="宋体" w:hAnsi="宋体" w:eastAsia="宋体"/>
         </w:rPr>
-        <w:t>，只作用于三维舞台，右信息栏滚动不受影响；选中结构后滚轮回交 OrbitControls。桌面端不再显示拆解滑杆（</w:t>
+        <w:t>，只作用于三维舞台，右信息栏滚动不受影响；选中结构后滚轮回交 OrbitControls。桌面端不显示展开滑杆（触屏保留）。</w:t>
+      </w:r>
+    </w:p>
+    <w:p>
+      <w:r>
+        <w:rPr>
+          <w:rFonts w:ascii="宋体" w:hAnsi="宋体" w:eastAsia="宋体"/>
+          <w:b/>
+        </w:rPr>
+        <w:t>公开展示过滤</w:t>
+      </w:r>
+      <w:r>
+        <w:rPr>
+          <w:rFonts w:ascii="宋体" w:hAnsi="宋体" w:eastAsia="宋体"/>
+        </w:rPr>
+        <w:t xml:space="preserve">：默认人体隐去 </w:t>
       </w:r>
       <w:r>
         <w:rPr>
           <w:rFonts w:ascii="Consolas" w:hAnsi="Consolas" w:eastAsia="Consolas"/>
           <w:sz w:val="19"/>
         </w:rPr>
-        <w:t>@media (hover: hover) and (pointer: fine)</w:t>
-      </w:r>
-      <w:r>
-        <w:rPr>
-          <w:rFonts w:ascii="宋体" w:hAnsi="宋体" w:eastAsia="宋体"/>
-        </w:rPr>
-        <w:t xml:space="preserve"> 下 </w:t>
-      </w:r>
-      <w:r>
-        <w:rPr>
-          <w:rFonts w:ascii="Consolas" w:hAnsi="Consolas" w:eastAsia="Consolas"/>
-          <w:sz w:val="19"/>
-        </w:rPr>
-        <w:t>display:none</w:t>
-      </w:r>
-      <w:r>
-        <w:rPr>
-          <w:rFonts w:ascii="宋体" w:hAnsi="宋体" w:eastAsia="宋体"/>
-        </w:rPr>
-        <w:t>，触屏保留）。</w:t>
-      </w:r>
-    </w:p>
-    <w:p>
+        <w:t>reproductive</w:t>
+      </w:r>
+      <w:r>
+        <w:rPr>
+          <w:rFonts w:ascii="宋体" w:hAnsi="宋体" w:eastAsia="宋体"/>
+        </w:rPr>
+        <w:t xml:space="preserve"> 系统（14 个网格）与体表毛发几何（1 个），共 15 个网格，可见网格 984 → </w:t>
+      </w:r>
       <w:r>
         <w:rPr>
           <w:rFonts w:ascii="宋体" w:hAnsi="宋体" w:eastAsia="宋体"/>
           <w:b/>
         </w:rPr>
-        <w:t>公开展示过滤</w:t>
-      </w:r>
-      <w:r>
-        <w:rPr>
-          <w:rFonts w:ascii="宋体" w:hAnsi="宋体" w:eastAsia="宋体"/>
-        </w:rPr>
-        <w:t xml:space="preserve">：默认人体中性化，隐去 </w:t>
-      </w:r>
-      <w:r>
-        <w:rPr>
-          <w:rFonts w:ascii="Consolas" w:hAnsi="Consolas" w:eastAsia="Consolas"/>
-          <w:sz w:val="19"/>
-        </w:rPr>
-        <w:t>reproductive</w:t>
-      </w:r>
-      <w:r>
-        <w:rPr>
-          <w:rFonts w:ascii="宋体" w:hAnsi="宋体" w:eastAsia="宋体"/>
-        </w:rPr>
-        <w:t xml:space="preserve"> 系统（14 个网格）、体表外壳覆盖该区的 2 个分区与 2 个毛发，共 17 个网格，可见网格 984 → 967。</w:t>
+        <w:t>969</w:t>
+      </w:r>
+      <w:r>
+        <w:rPr>
+          <w:rFonts w:ascii="宋体" w:hAnsi="宋体" w:eastAsia="宋体"/>
+        </w:rPr>
+        <w:t>。骨盆处的体表外壳</w:t>
+      </w:r>
+      <w:r>
+        <w:rPr>
+          <w:rFonts w:ascii="宋体" w:hAnsi="宋体" w:eastAsia="宋体"/>
+          <w:b/>
+        </w:rPr>
+        <w:t>保留原样</w:t>
+      </w:r>
+      <w:r>
+        <w:rPr>
+          <w:rFonts w:ascii="宋体" w:hAnsi="宋体" w:eastAsia="宋体"/>
+        </w:rPr>
+        <w:t>：实验过顶点压平，会在该处产生自相交破洞，比保留原状更糟，也违反「不让身体局部凭空消失」，因此不使用遮挡补丁、不做整形改写。界面不提供生殖系统筛选入口（该系统可见网格数为 0，按钮不渲染）；这一边界在「关于」页与交付文档中说明。</w:t>
       </w:r>
     </w:p>
     <w:p>
@@ -7709,7 +7737,7 @@
                 <w:b/>
                 <w:sz w:val="18"/>
               </w:rPr>
-              <w:t>90 / 90 通过</w:t>
+              <w:t>87 / 87 通过</w:t>
             </w:r>
             <w:r>
               <w:rPr>
@@ -7758,7 +7786,7 @@
                 <w:rFonts w:ascii="宋体" w:hAnsi="宋体" w:eastAsia="宋体"/>
                 <w:sz w:val="18"/>
               </w:rPr>
-              <w:t xml:space="preserve"> 29 + </w:t>
+              <w:t xml:space="preserve"> 26 + </w:t>
             </w:r>
             <w:r>
               <w:rPr>
@@ -8174,26 +8202,26 @@
           <w:rFonts w:ascii="宋体" w:hAnsi="宋体" w:eastAsia="宋体"/>
           <w:b/>
         </w:rPr>
-        <w:t>17 个网格</w:t>
-      </w:r>
-      <w:r>
-        <w:rPr>
-          <w:rFonts w:ascii="宋体" w:hAnsi="宋体" w:eastAsia="宋体"/>
-        </w:rPr>
-        <w:t xml:space="preserve">（生殖系统 14 + 体表外壳覆盖该区的 2 个分区 + 2 个毛发），默认可见 </w:t>
+        <w:t>15 个网格</w:t>
+      </w:r>
+      <w:r>
+        <w:rPr>
+          <w:rFonts w:ascii="宋体" w:hAnsi="宋体" w:eastAsia="宋体"/>
+        </w:rPr>
+        <w:t xml:space="preserve">（生殖系统 14 + 体表毛发 1），默认可见 </w:t>
       </w:r>
       <w:r>
         <w:rPr>
           <w:rFonts w:ascii="宋体" w:hAnsi="宋体" w:eastAsia="宋体"/>
           <w:b/>
         </w:rPr>
-        <w:t>967</w:t>
-      </w:r>
-      <w:r>
-        <w:rPr>
-          <w:rFonts w:ascii="宋体" w:hAnsi="宋体" w:eastAsia="宋体"/>
-        </w:rPr>
-        <w:t xml:space="preserve">；拆解到 42% 时可见 </w:t>
+        <w:t>969</w:t>
+      </w:r>
+      <w:r>
+        <w:rPr>
+          <w:rFonts w:ascii="宋体" w:hAnsi="宋体" w:eastAsia="宋体"/>
+        </w:rPr>
+        <w:t xml:space="preserve">；展开到约 50% 后体表外壳隐去，可见 </w:t>
       </w:r>
       <w:r>
         <w:rPr>
@@ -8240,46 +8268,59 @@
         <w:rPr>
           <w:rFonts w:ascii="宋体" w:hAnsi="宋体" w:eastAsia="宋体"/>
         </w:rPr>
-        <w:t>交互实测：滚轮在未选中时逐层拆解 / 组装、已选中时缩放；点空白或 Esc 取消选中并</w:t>
+        <w:t xml:space="preserve">交互实测（真实浏览器）：展开 0 / 25 / 50 / 75 / 100% 五档截图与读数；展开到 98% 时各单元中心 z 跨度 </w:t>
       </w:r>
       <w:r>
         <w:rPr>
           <w:rFonts w:ascii="宋体" w:hAnsi="宋体" w:eastAsia="宋体"/>
           <w:b/>
         </w:rPr>
-        <w:t>恢复选中前的相机视角</w:t>
-      </w:r>
-      <w:r>
-        <w:rPr>
-          <w:rFonts w:ascii="宋体" w:hAnsi="宋体" w:eastAsia="宋体"/>
-        </w:rPr>
-        <w:t>；选中某一结构时其余结构</w:t>
+        <w:t>0.000078</w:t>
+      </w:r>
+      <w:r>
+        <w:rPr>
+          <w:rFonts w:ascii="宋体" w:hAnsi="宋体" w:eastAsia="宋体"/>
+        </w:rPr>
+        <w:t>（同一平面）；在展开态点击心脏</w:t>
       </w:r>
       <w:r>
         <w:rPr>
           <w:rFonts w:ascii="宋体" w:hAnsi="宋体" w:eastAsia="宋体"/>
           <w:b/>
         </w:rPr>
-        <w:t>淡化而不隐藏</w:t>
-      </w:r>
-      <w:r>
-        <w:rPr>
-          <w:rFonts w:ascii="宋体" w:hAnsi="宋体" w:eastAsia="宋体"/>
-        </w:rPr>
-        <w:t xml:space="preserve">；器官详解页「返回探索」恢复进入前的选中 / 展开 / 相机；左操作栏的系统筛选按解剖系统过滤显示；启动封面在进入前 </w:t>
+        <w:t>直接进入</w:t>
+      </w:r>
+      <w:r>
+        <w:rPr>
+          <w:rFonts w:ascii="宋体" w:hAnsi="宋体" w:eastAsia="宋体"/>
+        </w:rPr>
+        <w:t xml:space="preserve"> </w:t>
       </w:r>
       <w:r>
         <w:rPr>
           <w:rFonts w:ascii="Consolas" w:hAnsi="Consolas" w:eastAsia="Consolas"/>
           <w:sz w:val="19"/>
         </w:rPr>
-        <w:t>inert = true</w:t>
-      </w:r>
-      <w:r>
-        <w:rPr>
-          <w:rFonts w:ascii="宋体" w:hAnsi="宋体" w:eastAsia="宋体"/>
-        </w:rPr>
-        <w:t xml:space="preserve">，由真实资源就绪触发，不自动进入。逐页截图由 </w:t>
+        <w:t>#/detail/heart</w:t>
+      </w:r>
+      <w:r>
+        <w:rPr>
+          <w:rFonts w:ascii="宋体" w:hAnsi="宋体" w:eastAsia="宋体"/>
+        </w:rPr>
+        <w:t xml:space="preserve">；详情页点空白返回 </w:t>
+      </w:r>
+      <w:r>
+        <w:rPr>
+          <w:rFonts w:ascii="Consolas" w:hAnsi="Consolas" w:eastAsia="Consolas"/>
+          <w:sz w:val="19"/>
+        </w:rPr>
+        <w:t>#/explore</w:t>
+      </w:r>
+      <w:r>
+        <w:rPr>
+          <w:rFonts w:ascii="宋体" w:hAnsi="宋体" w:eastAsia="宋体"/>
+        </w:rPr>
+        <w:t xml:space="preserve">；详情页 Esc 第一次清局部热点、第二次返回探索；拖动旋转后 hash 不变（不误判为点击）；系统按钮实测 11 项（无生殖系统），切换后可见网格数分别为神经系统 234、循环 64、骨骼 181、呼吸 6、全部 734，无空白；控制台 error 与 pageerror 均为 0。逐页截图由 </w:t>
       </w:r>
       <w:r>
         <w:rPr>
@@ -8312,13 +8353,13 @@
           <w:rFonts w:ascii="宋体" w:hAnsi="宋体" w:eastAsia="宋体"/>
           <w:b/>
         </w:rPr>
-        <w:t>Human Atlas 式「同一前视平面二维投影打包」未实现</w:t>
-      </w:r>
-      <w:r>
-        <w:rPr>
-          <w:rFonts w:ascii="宋体" w:hAnsi="宋体" w:eastAsia="宋体"/>
-        </w:rPr>
-        <w:t>：本作品的展开是分层径向几何分离 + 体表外壳渐进隐去（见 3.11）。</w:t>
+        <w:t>Anatomy（`thebuggeddev/anatomy`）未接入 / 未复制</w:t>
+      </w:r>
+      <w:r>
+        <w:rPr>
+          <w:rFonts w:ascii="宋体" w:hAnsi="宋体" w:eastAsia="宋体"/>
+        </w:rPr>
+        <w:t>：许可未确认，其九器官名单仅作目标能力参考；器官详解由本工程已合法分发的 Z-Anatomy 几何 + 自撰中文内容实现。</w:t>
       </w:r>
     </w:p>
     <w:p>
@@ -8330,13 +8371,13 @@
           <w:rFonts w:ascii="宋体" w:hAnsi="宋体" w:eastAsia="宋体"/>
           <w:b/>
         </w:rPr>
-        <w:t>Anatomy（`thebuggeddev/anatomy`）未接入 / 未复制</w:t>
-      </w:r>
-      <w:r>
-        <w:rPr>
-          <w:rFonts w:ascii="宋体" w:hAnsi="宋体" w:eastAsia="宋体"/>
-        </w:rPr>
-        <w:t>：许可未确认，其九器官名单仅作目标能力参考。</w:t>
+        <w:t>移动端未做真机验收</w:t>
+      </w:r>
+      <w:r>
+        <w:rPr>
+          <w:rFonts w:ascii="宋体" w:hAnsi="宋体" w:eastAsia="宋体"/>
+        </w:rPr>
+        <w:t>：仅在浏览器视口 390×844 下检查，没有真机 / 模拟器截图验收记录；触屏保留展开滑杆。</w:t>
       </w:r>
     </w:p>
     <w:p>
@@ -8348,13 +8389,13 @@
           <w:rFonts w:ascii="宋体" w:hAnsi="宋体" w:eastAsia="宋体"/>
           <w:b/>
         </w:rPr>
-        <w:t>移动端未做真机验收</w:t>
-      </w:r>
-      <w:r>
-        <w:rPr>
-          <w:rFonts w:ascii="宋体" w:hAnsi="宋体" w:eastAsia="宋体"/>
-        </w:rPr>
-        <w:t>：仅在浏览器视口 390×844 下检查，没有真机 / 模拟器截图验收记录；触屏保留拆解滑杆。</w:t>
+        <w:t>未采集真实 GPU 帧率</w:t>
+      </w:r>
+      <w:r>
+        <w:rPr>
+          <w:rFonts w:ascii="宋体" w:hAnsi="宋体" w:eastAsia="宋体"/>
+        </w:rPr>
+        <w:t>：本机验证使用软件渲染 SwiftShader，不能代表真实显卡性能，故不给出任何 FPS。</w:t>
       </w:r>
     </w:p>
     <w:p>
@@ -8364,15 +8405,8 @@
       <w:r>
         <w:rPr>
           <w:rFonts w:ascii="宋体" w:hAnsi="宋体" w:eastAsia="宋体"/>
-          <w:b/>
-        </w:rPr>
-        <w:t>未采集真实 GPU 帧率</w:t>
-      </w:r>
-      <w:r>
-        <w:rPr>
-          <w:rFonts w:ascii="宋体" w:hAnsi="宋体" w:eastAsia="宋体"/>
-        </w:rPr>
-        <w:t>：本机验证使用软件渲染 SwiftShader，不能代表真实显卡性能，故不给出任何 FPS。</w:t>
+        </w:rPr>
+        <w:t>Firefox / Safari 未做实测（自动化环境为 Chromium）。</w:t>
       </w:r>
     </w:p>
     <w:p>
@@ -8384,13 +8418,13 @@
           <w:rFonts w:ascii="宋体" w:hAnsi="宋体" w:eastAsia="宋体"/>
           <w:b/>
         </w:rPr>
-        <w:t>拆解的产品级视觉分离仍在打磨</w:t>
-      </w:r>
-      <w:r>
-        <w:rPr>
-          <w:rFonts w:ascii="宋体" w:hAnsi="宋体" w:eastAsia="宋体"/>
-        </w:rPr>
-        <w:t>（内部层间距可继续加大，当前每层额外位移 = 人体包围球半径 × 0.17）。</w:t>
+        <w:t>未做连续跨尺度转场</w:t>
+      </w:r>
+      <w:r>
+        <w:rPr>
+          <w:rFonts w:ascii="宋体" w:hAnsi="宋体" w:eastAsia="宋体"/>
+        </w:rPr>
+        <w:t>：现为「镜头推进 + 明确的继续深入入口」，不声称 GLB 能连续放大到细胞级。</w:t>
       </w:r>
     </w:p>
     <w:p>
@@ -8400,8 +8434,28 @@
       <w:r>
         <w:rPr>
           <w:rFonts w:ascii="宋体" w:hAnsi="宋体" w:eastAsia="宋体"/>
-        </w:rPr>
-        <w:t>Firefox / Safari 未做实测（自动化环境为 Chromium）。</w:t>
+          <w:b/>
+        </w:rPr>
+        <w:t>肾 / 膀胱未新增专题</w:t>
+      </w:r>
+      <w:r>
+        <w:rPr>
+          <w:rFonts w:ascii="宋体" w:hAnsi="宋体" w:eastAsia="宋体"/>
+        </w:rPr>
+        <w:t xml:space="preserve">（真实模型里 </w:t>
+      </w:r>
+      <w:r>
+        <w:rPr>
+          <w:rFonts w:ascii="Consolas" w:hAnsi="Consolas" w:eastAsia="Consolas"/>
+          <w:sz w:val="19"/>
+        </w:rPr>
+        <w:t>urinary</w:t>
+      </w:r>
+      <w:r>
+        <w:rPr>
+          <w:rFonts w:ascii="宋体" w:hAnsi="宋体" w:eastAsia="宋体"/>
+        </w:rPr>
+        <w:t xml:space="preserve"> 仅 3 个网格，不足以支撑专题，只保留基础展示）。</w:t>
       </w:r>
     </w:p>
     <w:p>
@@ -8413,13 +8467,13 @@
           <w:rFonts w:ascii="宋体" w:hAnsi="宋体" w:eastAsia="宋体"/>
           <w:b/>
         </w:rPr>
-        <w:t>未做连续跨尺度转场</w:t>
-      </w:r>
-      <w:r>
-        <w:rPr>
-          <w:rFonts w:ascii="宋体" w:hAnsi="宋体" w:eastAsia="宋体"/>
-        </w:rPr>
-        <w:t>：现为「镜头推进 + 明确的继续深入入口」，不声称 GLB 能连续放大到细胞级。</w:t>
+        <w:t>体表中性化的边界</w:t>
+      </w:r>
+      <w:r>
+        <w:rPr>
+          <w:rFonts w:ascii="宋体" w:hAnsi="宋体" w:eastAsia="宋体"/>
+        </w:rPr>
+        <w:t>：尝试把骨盆区域体表顶点沿前后方向压平，实测会产生自相交破洞，因此回退为「保留完整轮廓、隐去毛发几何、不提供生殖系统内容」；未使用遮挡补丁，也没有改成医学上错误的形态。模型本身是成人解剖参考模型，作品不声称它是无性征人体。</w:t>
       </w:r>
     </w:p>
     <w:p>
@@ -8431,44 +8485,26 @@
           <w:rFonts w:ascii="宋体" w:hAnsi="宋体" w:eastAsia="宋体"/>
           <w:b/>
         </w:rPr>
-        <w:t>肾 / 膀胱未新增专题</w:t>
-      </w:r>
-      <w:r>
-        <w:rPr>
-          <w:rFonts w:ascii="宋体" w:hAnsi="宋体" w:eastAsia="宋体"/>
-        </w:rPr>
-        <w:t xml:space="preserve">（真实模型里 </w:t>
+        <w:t>Human Atlas 代码与模型未移植</w:t>
+      </w:r>
+      <w:r>
+        <w:rPr>
+          <w:rFonts w:ascii="宋体" w:hAnsi="宋体" w:eastAsia="宋体"/>
+        </w:rPr>
+        <w:t xml:space="preserve">（许可已核实为 MIT + CC BY 4.0，可复用；未移植的原因是渲染栈与 three 版本不兼容、模型较大、ID 体系不同）。平面打包算法按上游思路在 </w:t>
       </w:r>
       <w:r>
         <w:rPr>
           <w:rFonts w:ascii="Consolas" w:hAnsi="Consolas" w:eastAsia="Consolas"/>
           <w:sz w:val="19"/>
         </w:rPr>
-        <w:t>urinary</w:t>
-      </w:r>
-      <w:r>
-        <w:rPr>
-          <w:rFonts w:ascii="宋体" w:hAnsi="宋体" w:eastAsia="宋体"/>
-        </w:rPr>
-        <w:t xml:space="preserve"> 仅 3 个网格，不足以支撑专题，只保留基础展示）。</w:t>
-      </w:r>
-    </w:p>
-    <w:p>
-      <w:pPr>
-        <w:pStyle w:val="ListNumber"/>
-      </w:pPr>
-      <w:r>
-        <w:rPr>
-          <w:rFonts w:ascii="宋体" w:hAnsi="宋体" w:eastAsia="宋体"/>
-          <w:b/>
-        </w:rPr>
-        <w:t>中性化的可见代价</w:t>
-      </w:r>
-      <w:r>
-        <w:rPr>
-          <w:rFonts w:ascii="宋体" w:hAnsi="宋体" w:eastAsia="宋体"/>
-        </w:rPr>
-        <w:t>：中性化是中性化展示、不是新建无性征人体；骨盆近观时会看到该处被移除外壳后露出的真实肌肉 / 骨盆结构，已如实记录，未用遮挡方块掩盖、也未改成医学上错误的形态。</w:t>
+        <w:t>computePlanarLayout</w:t>
+      </w:r>
+      <w:r>
+        <w:rPr>
+          <w:rFonts w:ascii="宋体" w:hAnsi="宋体" w:eastAsia="宋体"/>
+        </w:rPr>
+        <w:t xml:space="preserve"> 中自行实现，不是上游代码的复制。</w:t>
       </w:r>
     </w:p>
     <w:p>
@@ -8855,7 +8891,7 @@
                 <w:rFonts w:ascii="宋体" w:hAnsi="宋体" w:eastAsia="宋体"/>
                 <w:sz w:val="18"/>
               </w:rPr>
-              <w:t>向下逐层拆解、向上反向组装（每格 0.07、钳制 [0,1]；只作用于三维舞台，右信息栏滚动不受影响）</w:t>
+              <w:t>向下展开、向上合拢（每格 0.07、钳制 [0,1]；只作用于三维舞台，右信息栏滚动不受影响）</w:t>
             </w:r>
           </w:p>
         </w:tc>
@@ -8971,7 +9007,7 @@
                 <w:rFonts w:ascii="宋体" w:hAnsi="宋体" w:eastAsia="宋体"/>
                 <w:sz w:val="18"/>
               </w:rPr>
-              <w:t>拖动底部「拆解」滑块（</w:t>
+              <w:t>拖动底部「展开」滑块（</w:t>
             </w:r>
             <w:r>
               <w:rPr>
@@ -9005,7 +9041,7 @@
                 <w:rFonts w:ascii="宋体" w:hAnsi="宋体" w:eastAsia="宋体"/>
                 <w:sz w:val="18"/>
               </w:rPr>
-              <w:t>按解剖系统分层把真实结构径向分离，体表外壳渐进隐去</w:t>
+              <w:t>把各器官排到同一平面的结构阵列上，体表外壳渐进隐去</w:t>
             </w:r>
           </w:p>
         </w:tc>
@@ -9081,7 +9117,22 @@
                 <w:rFonts w:ascii="宋体" w:hAnsi="宋体" w:eastAsia="宋体"/>
                 <w:sz w:val="18"/>
               </w:rPr>
-              <w:t>左操作栏「系统筛选」</w:t>
+              <w:t>单击</w:t>
+            </w:r>
+            <w:r>
+              <w:rPr>
+                <w:rFonts w:ascii="宋体" w:hAnsi="宋体" w:eastAsia="宋体"/>
+                <w:b/>
+                <w:sz w:val="18"/>
+              </w:rPr>
+              <w:t>完整器官</w:t>
+            </w:r>
+            <w:r>
+              <w:rPr>
+                <w:rFonts w:ascii="宋体" w:hAnsi="宋体" w:eastAsia="宋体"/>
+                <w:sz w:val="18"/>
+              </w:rPr>
+              <w:t>（心 / 脑 / 肺 / 脾）</w:t>
             </w:r>
           </w:p>
         </w:tc>
@@ -9098,9 +9149,17 @@
             <w:r>
               <w:rPr>
                 <w:rFonts w:ascii="宋体" w:hAnsi="宋体" w:eastAsia="宋体"/>
-                <w:sz w:val="18"/>
-              </w:rPr>
-              <w:t>在可筛选页面（人体探索 / 人体总览 / 系统页）按解剖系统过滤显示</w:t>
+                <w:b/>
+                <w:sz w:val="18"/>
+              </w:rPr>
+              <w:t>直接进入</w:t>
+            </w:r>
+            <w:r>
+              <w:rPr>
+                <w:rFonts w:ascii="宋体" w:hAnsi="宋体" w:eastAsia="宋体"/>
+                <w:sz w:val="18"/>
+              </w:rPr>
+              <w:t>对应器官详解页，不需要额外按钮</w:t>
             </w:r>
           </w:p>
         </w:tc>
@@ -9121,7 +9180,7 @@
                 <w:rFonts w:ascii="宋体" w:hAnsi="宋体" w:eastAsia="宋体"/>
                 <w:sz w:val="18"/>
               </w:rPr>
-              <w:t>「返回上一级」</w:t>
+              <w:t>单击脑回、肺叶等局部结构</w:t>
             </w:r>
           </w:p>
         </w:tc>
@@ -9140,7 +9199,7 @@
                 <w:rFonts w:ascii="宋体" w:hAnsi="宋体" w:eastAsia="宋体"/>
                 <w:sz w:val="18"/>
               </w:rPr>
-              <w:t>回到上一次点选的层级</w:t>
+              <w:t>留在当前页显示该结构自己的知识卡，不强制跳转</w:t>
             </w:r>
           </w:p>
         </w:tc>
@@ -9161,7 +9220,7 @@
                 <w:rFonts w:ascii="宋体" w:hAnsi="宋体" w:eastAsia="宋体"/>
                 <w:sz w:val="18"/>
               </w:rPr>
-              <w:t>「返回探索」（器官详解页）</w:t>
+              <w:t>左操作栏「系统筛选」</w:t>
             </w:r>
           </w:p>
         </w:tc>
@@ -9180,7 +9239,7 @@
                 <w:rFonts w:ascii="宋体" w:hAnsi="宋体" w:eastAsia="宋体"/>
                 <w:sz w:val="18"/>
               </w:rPr>
-              <w:t>恢复进入前的选中 / 展开 / 相机</w:t>
+              <w:t>按解剖系统过滤显示；只列出有真实可见网格的系统</w:t>
             </w:r>
           </w:p>
         </w:tc>
@@ -9201,7 +9260,7 @@
                 <w:rFonts w:ascii="宋体" w:hAnsi="宋体" w:eastAsia="宋体"/>
                 <w:sz w:val="18"/>
               </w:rPr>
-              <w:t>「查看器官详解 →」（匹配到已核实器官时）</w:t>
+              <w:t>「返回上一级」</w:t>
             </w:r>
           </w:p>
         </w:tc>
@@ -9220,7 +9279,7 @@
                 <w:rFonts w:ascii="宋体" w:hAnsi="宋体" w:eastAsia="宋体"/>
                 <w:sz w:val="18"/>
               </w:rPr>
-              <w:t>进入心 / 脑 / 肺 / 脾的独立器官详解页</w:t>
+              <w:t>回到上一次点选的层级</w:t>
             </w:r>
           </w:p>
         </w:tc>
@@ -9241,7 +9300,7 @@
                 <w:rFonts w:ascii="宋体" w:hAnsi="宋体" w:eastAsia="宋体"/>
                 <w:sz w:val="18"/>
               </w:rPr>
-              <w:t>空白处单击 / Esc</w:t>
+              <w:t>「返回探索」（器官详解页）</w:t>
             </w:r>
           </w:p>
         </w:tc>
@@ -9260,15 +9319,7 @@
                 <w:rFonts w:ascii="宋体" w:hAnsi="宋体" w:eastAsia="宋体"/>
                 <w:sz w:val="18"/>
               </w:rPr>
-              <w:t>取消选中，其余结构恢复，</w:t>
-            </w:r>
-            <w:r>
-              <w:rPr>
-                <w:rFonts w:ascii="宋体" w:hAnsi="宋体" w:eastAsia="宋体"/>
-                <w:b/>
-                <w:sz w:val="18"/>
-              </w:rPr>
-              <w:t>相机回到选中前的视角</w:t>
+              <w:t>恢复进入前的系统筛选 / 展开程度 / 相机</w:t>
             </w:r>
           </w:p>
         </w:tc>
@@ -9289,7 +9340,7 @@
                 <w:rFonts w:ascii="宋体" w:hAnsi="宋体" w:eastAsia="宋体"/>
                 <w:sz w:val="18"/>
               </w:rPr>
-              <w:t>Tab / Enter / Space</w:t>
+              <w:t>「查看器官详解 →」（匹配到已核实器官时）</w:t>
             </w:r>
           </w:p>
         </w:tc>
@@ -9308,7 +9359,7 @@
                 <w:rFonts w:ascii="宋体" w:hAnsi="宋体" w:eastAsia="宋体"/>
                 <w:sz w:val="18"/>
               </w:rPr>
-              <w:t>键盘遍历与选中结构</w:t>
+              <w:t>进入心 / 脑 / 肺 / 脾的独立器官详解页</w:t>
             </w:r>
           </w:p>
         </w:tc>
@@ -9329,6 +9380,126 @@
                 <w:rFonts w:ascii="宋体" w:hAnsi="宋体" w:eastAsia="宋体"/>
                 <w:sz w:val="18"/>
               </w:rPr>
+              <w:t>器官详解页「局部结构」热点（心腔、肺叶）</w:t>
+            </w:r>
+          </w:p>
+        </w:tc>
+        <w:tc>
+          <w:tcPr>
+            <w:tcW w:type="dxa" w:w="4320"/>
+          </w:tcPr>
+          <w:p>
+            <w:r>
+              <w:rPr>
+                <w:sz w:val="18"/>
+              </w:rPr>
+            </w:r>
+            <w:r>
+              <w:rPr>
+                <w:rFonts w:ascii="宋体" w:hAnsi="宋体" w:eastAsia="宋体"/>
+                <w:sz w:val="18"/>
+              </w:rPr>
+              <w:t>聚焦到该局部结构，只看它自己的信息</w:t>
+            </w:r>
+          </w:p>
+        </w:tc>
+      </w:tr>
+      <w:tr>
+        <w:tc>
+          <w:tcPr>
+            <w:tcW w:type="dxa" w:w="4320"/>
+          </w:tcPr>
+          <w:p>
+            <w:r>
+              <w:rPr>
+                <w:sz w:val="18"/>
+              </w:rPr>
+            </w:r>
+            <w:r>
+              <w:rPr>
+                <w:rFonts w:ascii="宋体" w:hAnsi="宋体" w:eastAsia="宋体"/>
+                <w:sz w:val="18"/>
+              </w:rPr>
+              <w:t>空白处单击 / Esc</w:t>
+            </w:r>
+          </w:p>
+        </w:tc>
+        <w:tc>
+          <w:tcPr>
+            <w:tcW w:type="dxa" w:w="4320"/>
+          </w:tcPr>
+          <w:p>
+            <w:r>
+              <w:rPr>
+                <w:sz w:val="18"/>
+              </w:rPr>
+            </w:r>
+            <w:r>
+              <w:rPr>
+                <w:rFonts w:ascii="宋体" w:hAnsi="宋体" w:eastAsia="宋体"/>
+                <w:sz w:val="18"/>
+              </w:rPr>
+              <w:t>探索页：取消选中并恢复选中前视角；详情页：先清局部热点，再返回探索</w:t>
+            </w:r>
+          </w:p>
+        </w:tc>
+      </w:tr>
+      <w:tr>
+        <w:tc>
+          <w:tcPr>
+            <w:tcW w:type="dxa" w:w="4320"/>
+          </w:tcPr>
+          <w:p>
+            <w:r>
+              <w:rPr>
+                <w:sz w:val="18"/>
+              </w:rPr>
+            </w:r>
+            <w:r>
+              <w:rPr>
+                <w:rFonts w:ascii="宋体" w:hAnsi="宋体" w:eastAsia="宋体"/>
+                <w:sz w:val="18"/>
+              </w:rPr>
+              <w:t>Tab / Enter / Space</w:t>
+            </w:r>
+          </w:p>
+        </w:tc>
+        <w:tc>
+          <w:tcPr>
+            <w:tcW w:type="dxa" w:w="4320"/>
+          </w:tcPr>
+          <w:p>
+            <w:r>
+              <w:rPr>
+                <w:sz w:val="18"/>
+              </w:rPr>
+            </w:r>
+            <w:r>
+              <w:rPr>
+                <w:rFonts w:ascii="宋体" w:hAnsi="宋体" w:eastAsia="宋体"/>
+                <w:sz w:val="18"/>
+              </w:rPr>
+              <w:t>键盘遍历与选中结构</w:t>
+            </w:r>
+          </w:p>
+        </w:tc>
+      </w:tr>
+      <w:tr>
+        <w:tc>
+          <w:tcPr>
+            <w:tcW w:type="dxa" w:w="4320"/>
+          </w:tcPr>
+          <w:p>
+            <w:r>
+              <w:rPr>
+                <w:sz w:val="18"/>
+              </w:rPr>
+            </w:r>
+            <w:r>
+              <w:rPr>
+                <w:rFonts w:ascii="宋体" w:hAnsi="宋体" w:eastAsia="宋体"/>
+                <w:sz w:val="18"/>
+              </w:rPr>
               <w:t>系统「减少动态效果」</w:t>
             </w:r>
           </w:p>
@@ -9415,7 +9586,7 @@
         <w:rPr>
           <w:rFonts w:ascii="宋体" w:hAnsi="宋体" w:eastAsia="宋体"/>
         </w:rPr>
-        <w:t>、启动封面闸门、四层尺度的模型与内容、</w:t>
+        <w:t>（只列出有真实可见网格的系统，共 11 项）、启动封面闸门（同节点形变 + 齿形环随真实进度转动）、四层尺度的模型与内容、</w:t>
       </w:r>
       <w:r>
         <w:rPr>
@@ -9428,7 +9599,20 @@
         <w:rPr>
           <w:rFonts w:ascii="宋体" w:hAnsi="宋体" w:eastAsia="宋体"/>
         </w:rPr>
-        <w:t xml:space="preserve">（只用真实字段出卡）、单一器官详解入口（仅心 / 脑 / 肺 / 脾，来自人工核对的 </w:t>
+        <w:t>（只用真实字段出卡）、</w:t>
+      </w:r>
+      <w:r>
+        <w:rPr>
+          <w:rFonts w:ascii="宋体" w:hAnsi="宋体" w:eastAsia="宋体"/>
+          <w:b/>
+        </w:rPr>
+        <w:t>点击完整器官直接进入详解</w:t>
+      </w:r>
+      <w:r>
+        <w:rPr>
+          <w:rFonts w:ascii="宋体" w:hAnsi="宋体" w:eastAsia="宋体"/>
+        </w:rPr>
+        <w:t xml:space="preserve">（仅心 / 脑 / 肺 / 脾，来自人工核对的 </w:t>
       </w:r>
       <w:r>
         <w:rPr>
@@ -9441,14 +9625,40 @@
         <w:rPr>
           <w:rFonts w:ascii="宋体" w:hAnsi="宋体" w:eastAsia="宋体"/>
         </w:rPr>
-        <w:t>）、返回上下文恢复（选中 / 展开 / 相机）、真实几何拆解（滚轮驱动，含拆解后仍可点选）、选中「高亮 + 其余淡化」与取消选中恢复原视角、默认人体中性化公开展示（隐去 17 个网格）、两条完整贯通链路（脑→神经元、脾脏→白细胞）与一条循环功能关联（心脏↔白细胞）、14 条语义化关系、3 套共 29 步科普脚本与 6 道带解释和来源的检验题（作为内容资产保留）、</w:t>
+        <w:t>；脑回等局部结构不强制跳转）、器官详解页的</w:t>
       </w:r>
       <w:r>
         <w:rPr>
           <w:rFonts w:ascii="宋体" w:hAnsi="宋体" w:eastAsia="宋体"/>
           <w:b/>
         </w:rPr>
-        <w:t>90 项自动化测试</w:t>
+        <w:t>局部结构热点</w:t>
+      </w:r>
+      <w:r>
+        <w:rPr>
+          <w:rFonts w:ascii="宋体" w:hAnsi="宋体" w:eastAsia="宋体"/>
+        </w:rPr>
+        <w:t>（心腔、肺叶）、返回上下文恢复（系统筛选 / 展开程度 / 相机）、</w:t>
+      </w:r>
+      <w:r>
+        <w:rPr>
+          <w:rFonts w:ascii="宋体" w:hAnsi="宋体" w:eastAsia="宋体"/>
+          <w:b/>
+        </w:rPr>
+        <w:t>二维平面展开</w:t>
+      </w:r>
+      <w:r>
+        <w:rPr>
+          <w:rFonts w:ascii="宋体" w:hAnsi="宋体" w:eastAsia="宋体"/>
+        </w:rPr>
+        <w:t>（按器官 / 系统单元做确定性矩形打包，展开时镜头转到正面）、选中「高亮 + 其余淡化」与取消选中恢复原视角、默认人体隐去生殖系统与毛发几何（可见网格 969）、两条完整贯通链路（脑→神经元、脾脏→白细胞）与一条循环功能关联（心脏↔白细胞）、14 条语义化关系、3 套共 29 步科普脚本与 6 道带解释和来源的检验题（作为内容资产保留）、</w:t>
+      </w:r>
+      <w:r>
+        <w:rPr>
+          <w:rFonts w:ascii="宋体" w:hAnsi="宋体" w:eastAsia="宋体"/>
+          <w:b/>
+        </w:rPr>
+        <w:t>87 项自动化测试</w:t>
       </w:r>
       <w:r>
         <w:rPr>
@@ -9518,26 +9728,13 @@
           <w:rFonts w:ascii="宋体" w:hAnsi="宋体" w:eastAsia="宋体"/>
           <w:b/>
         </w:rPr>
-        <w:t>真实拆解</w:t>
-      </w:r>
-      <w:r>
-        <w:rPr>
-          <w:rFonts w:ascii="宋体" w:hAnsi="宋体" w:eastAsia="宋体"/>
-        </w:rPr>
-        <w:t xml:space="preserve">：第三方查看器封装不支持网格位移，故自建 R3F 舞台直接读取 GLB </w:t>
-      </w:r>
-      <w:r>
-        <w:rPr>
-          <w:rFonts w:ascii="Consolas" w:hAnsi="Consolas" w:eastAsia="Consolas"/>
-          <w:sz w:val="19"/>
-        </w:rPr>
-        <w:t>extras</w:t>
-      </w:r>
-      <w:r>
-        <w:rPr>
-          <w:rFonts w:ascii="宋体" w:hAnsi="宋体" w:eastAsia="宋体"/>
-        </w:rPr>
-        <w:t>，按解剖系统分层对真实网格做径向平移 + 体表外壳渐进隐去；位移由进度重算、从不累加，并用「单组半径上限 + 相机随位移后包围盒联动」双重护栏避免拆解时人体飞出画面。</w:t>
+        <w:t>平面展开</w:t>
+      </w:r>
+      <w:r>
+        <w:rPr>
+          <w:rFonts w:ascii="宋体" w:hAnsi="宋体" w:eastAsia="宋体"/>
+        </w:rPr>
+        <w:t>：最初的分层径向位移只是把结构推远，不是用户需要的「平面阵列」。改为按单元（器官 / 系统）聚合真实前视包围盒、做确定性货架式矩形打包、把各单元中心收拢到同一深度平面，并让镜头连续转到正面、按视锥精确适配。位移由进度重算、从不累加；滚动可随时反向。</w:t>
       </w:r>
     </w:p>
     <w:p>
@@ -9549,13 +9746,13 @@
           <w:rFonts w:ascii="宋体" w:hAnsi="宋体" w:eastAsia="宋体"/>
           <w:b/>
         </w:rPr>
-        <w:t>多尺度切换的画面稳定性</w:t>
-      </w:r>
-      <w:r>
-        <w:rPr>
-          <w:rFonts w:ascii="宋体" w:hAnsi="宋体" w:eastAsia="宋体"/>
-        </w:rPr>
-        <w:t>：通过「路由不拆分组件树」让三维场景在整段探索中保持挂载，切换页面不重新加载、不重新聚焦。</w:t>
+        <w:t>系统筛选与选中状态冲突</w:t>
+      </w:r>
+      <w:r>
+        <w:rPr>
+          <w:rFonts w:ascii="宋体" w:hAnsi="宋体" w:eastAsia="宋体"/>
+        </w:rPr>
+        <w:t>：筛选会隐藏一部分网格，若旧选中 / 历史 / 聚焦目标不同步清理，就会出现「点了没反应、镜头不动、右栏还是上一个器官」。现在筛选切换时统一清空历史与聚焦目标并重新取景，筛选项只来自实测可见网格数大于 0 的系统。</w:t>
       </w:r>
     </w:p>
     <w:p>
@@ -9567,6 +9764,24 @@
           <w:rFonts w:ascii="宋体" w:hAnsi="宋体" w:eastAsia="宋体"/>
           <w:b/>
         </w:rPr>
+        <w:t>多尺度切换的画面稳定性</w:t>
+      </w:r>
+      <w:r>
+        <w:rPr>
+          <w:rFonts w:ascii="宋体" w:hAnsi="宋体" w:eastAsia="宋体"/>
+        </w:rPr>
+        <w:t>：通过「路由不拆分组件树」让三维场景在整段探索中保持挂载，切换页面不重新加载、不重新聚焦。</w:t>
+      </w:r>
+    </w:p>
+    <w:p>
+      <w:pPr>
+        <w:pStyle w:val="ListNumber"/>
+      </w:pPr>
+      <w:r>
+        <w:rPr>
+          <w:rFonts w:ascii="宋体" w:hAnsi="宋体" w:eastAsia="宋体"/>
+          <w:b/>
+        </w:rPr>
         <w:t>三维与首屏体积的冲突</w:t>
       </w:r>
       <w:r>
@@ -9615,7 +9830,7 @@
         <w:rPr>
           <w:rFonts w:ascii="宋体" w:hAnsi="宋体" w:eastAsia="宋体"/>
         </w:rPr>
-        <w:t xml:space="preserve">移动端真机验收与真实 GPU 性能数据待补；拆解的产品级视觉分离仍在打磨；组织层（tissue）以文字与上层结构呈现，不做体渲染；未做连续跨尺度转场（现为「镜头推进 + 明确的继续深入入口」）；肾 / 膀胱未新增专题（真实模型里 </w:t>
+        <w:t xml:space="preserve">移动端真机验收与真实 GPU 性能数据待补；组织层（tissue）以文字与上层结构呈现，不做体渲染；未做连续跨尺度转场（现为「镜头推进 + 明确的继续深入入口」）；肾 / 膀胱未新增专题（真实模型里 </w:t>
       </w:r>
       <w:r>
         <w:rPr>
@@ -9628,7 +9843,7 @@
         <w:rPr>
           <w:rFonts w:ascii="宋体" w:hAnsi="宋体" w:eastAsia="宋体"/>
         </w:rPr>
-        <w:t xml:space="preserve"> 仅 3 个网格）；中性化属中性化展示而非无性征人体。</w:t>
+        <w:t xml:space="preserve"> 仅 3 个网格）；体表中性化只做到「保留完整轮廓 + 隐去毛发 + 不提供生殖系统内容」，没有对骨盆体表做整形改写（实验过的顶点压平会产生破洞，已回退）。</w:t>
       </w:r>
     </w:p>
     <w:p>
@@ -9637,59 +9852,72 @@
           <w:rFonts w:ascii="宋体" w:hAnsi="宋体" w:eastAsia="宋体"/>
           <w:b/>
         </w:rPr>
-        <w:t>开源整合的止损说明</w:t>
-      </w:r>
-      <w:r>
-        <w:rPr>
-          <w:rFonts w:ascii="宋体" w:hAnsi="宋体" w:eastAsia="宋体"/>
-        </w:rPr>
-        <w:t>：Human Atlas 代码为 MIT、模型为 BodyParts3D（CC BY 4.0），法律上可复用，但其渲染栈与本工程 three / R3F 版本不兼容、模型约 33 MB、使用另一套 BodyParts3D 的 ID 体系，按施工手册的 45–70 分钟止损规则</w:t>
+        <w:t>开源整合的说明</w:t>
+      </w:r>
+      <w:r>
+        <w:rPr>
+          <w:rFonts w:ascii="宋体" w:hAnsi="宋体" w:eastAsia="宋体"/>
+        </w:rPr>
+        <w:t>：Human Atlas 代码为 MIT、模型为 BodyParts3D（CC BY 4.0），法律上可复用，但其渲染栈与本工程 three / R3F 版本不兼容、模型约 33 MB、使用另一套 BodyParts3D 的 ID 体系，因此</w:t>
       </w:r>
       <w:r>
         <w:rPr>
           <w:rFonts w:ascii="宋体" w:hAnsi="宋体" w:eastAsia="宋体"/>
           <w:b/>
         </w:rPr>
-        <w:t>本轮未移植</w:t>
-      </w:r>
-      <w:r>
-        <w:rPr>
-          <w:rFonts w:ascii="宋体" w:hAnsi="宋体" w:eastAsia="宋体"/>
-        </w:rPr>
-        <w:t>，因此「同一前视平面二维投影打包」未实现，本作品的展开是分层径向几何分离 + 体表外壳渐进隐去。Anatomy（</w:t>
+        <w:t>未移植</w:t>
+      </w:r>
+      <w:r>
+        <w:rPr>
+          <w:rFonts w:ascii="宋体" w:hAnsi="宋体" w:eastAsia="宋体"/>
+        </w:rPr>
+        <w:t xml:space="preserve">；平面打包算法按上游思路在 </w:t>
       </w:r>
       <w:r>
         <w:rPr>
           <w:rFonts w:ascii="Consolas" w:hAnsi="Consolas" w:eastAsia="Consolas"/>
           <w:sz w:val="19"/>
         </w:rPr>
-        <w:t>thebuggeddev/anatomy</w:t>
-      </w:r>
-      <w:r>
-        <w:rPr>
-          <w:rFonts w:ascii="宋体" w:hAnsi="宋体" w:eastAsia="宋体"/>
-        </w:rPr>
-        <w:t>）</w:t>
-      </w:r>
-      <w:r>
-        <w:rPr>
-          <w:rFonts w:ascii="宋体" w:hAnsi="宋体" w:eastAsia="宋体"/>
-          <w:b/>
-        </w:rPr>
-        <w:t>许可未确认，未复制</w:t>
-      </w:r>
-      <w:r>
-        <w:rPr>
-          <w:rFonts w:ascii="宋体" w:hAnsi="宋体" w:eastAsia="宋体"/>
-        </w:rPr>
-        <w:t xml:space="preserve">，其九器官名单仅作目标能力参考；器官详解页由本工程已合法分发的 Z-Anatomy 几何 + 自撰中文内容实现。若时间允许，可在许可明确的专用细胞模型到位后扩展胰腺 → 胰岛 β 细胞路线，在此之前不使用普通动物细胞冒充。全局搜索与模型对比留作后续能力。演示视频已按 V2 重录 </w:t>
+        <w:t>computePlanarLayout</w:t>
+      </w:r>
+      <w:r>
+        <w:rPr>
+          <w:rFonts w:ascii="宋体" w:hAnsi="宋体" w:eastAsia="宋体"/>
+        </w:rPr>
+        <w:t xml:space="preserve"> 中自行实现，不是上游代码的复制。Anatomy（</w:t>
       </w:r>
       <w:r>
         <w:rPr>
           <w:rFonts w:ascii="Consolas" w:hAnsi="Consolas" w:eastAsia="Consolas"/>
           <w:sz w:val="19"/>
         </w:rPr>
-        <w:t>delivery/demo/bodyday-v2-walkthrough.mp4</w:t>
+        <w:t>thebuggeddev/anatomy</w:t>
+      </w:r>
+      <w:r>
+        <w:rPr>
+          <w:rFonts w:ascii="宋体" w:hAnsi="宋体" w:eastAsia="宋体"/>
+        </w:rPr>
+        <w:t>）</w:t>
+      </w:r>
+      <w:r>
+        <w:rPr>
+          <w:rFonts w:ascii="宋体" w:hAnsi="宋体" w:eastAsia="宋体"/>
+          <w:b/>
+        </w:rPr>
+        <w:t>许可未确认，未复制</w:t>
+      </w:r>
+      <w:r>
+        <w:rPr>
+          <w:rFonts w:ascii="宋体" w:hAnsi="宋体" w:eastAsia="宋体"/>
+        </w:rPr>
+        <w:t xml:space="preserve">，其九器官名单仅作目标能力参考；器官详解页由本工程已合法分发的 Z-Anatomy 几何 + 自撰中文内容实现。若时间允许，可在许可明确的专用细胞模型到位后扩展胰腺 → 胰岛 β 细胞路线，在此之前不使用普通动物细胞冒充。全局搜索与模型对比留作后续能力。演示视频见 </w:t>
+      </w:r>
+      <w:r>
+        <w:rPr>
+          <w:rFonts w:ascii="Consolas" w:hAnsi="Consolas" w:eastAsia="Consolas"/>
+          <w:sz w:val="19"/>
+        </w:rPr>
+        <w:t>delivery/demo/BodyDay_最终演示.mp4</w:t>
       </w:r>
       <w:r>
         <w:rPr>
